--- a/Documentación/MelodicVault(1)(1).docx
+++ b/Documentación/MelodicVault(1)(1).docx
@@ -610,7 +610,7 @@
       </w:pPr>
       <w:r>
         <w:drawing>
-          <wp:anchor distT="0" distB="0" distL="0" distR="0" simplePos="0" relativeHeight="3" behindDoc="0" locked="0" layoutInCell="1" allowOverlap="1">
+          <wp:anchor distT="0" distB="0" distL="0" distR="0" simplePos="0" relativeHeight="10" behindDoc="0" locked="0" layoutInCell="1" allowOverlap="1">
             <wp:simplePos x="0" y="0"/>
             <wp:positionH relativeFrom="column">
               <wp:posOffset>5615940</wp:posOffset>
@@ -3678,28 +3678,6 @@
           <w:sz w:val="22"/>
           <w:szCs w:val="22"/>
         </w:rPr>
-      </w:pPr>
-      <w:r>
-        <w:rPr>
-          <w:rFonts w:cs="Arial" w:ascii="Arial" w:hAnsi="Arial"/>
-          <w:color w:themeColor="text1" w:val="000000"/>
-          <w:sz w:val="22"/>
-          <w:szCs w:val="22"/>
-        </w:rPr>
-      </w:r>
-    </w:p>
-    <w:p>
-      <w:pPr>
-        <w:pStyle w:val="Normal"/>
-        <w:spacing w:lineRule="auto" w:line="360" w:before="0" w:after="160"/>
-        <w:ind w:firstLine="720"/>
-        <w:jc w:val="both"/>
-        <w:rPr>
-          <w:rFonts w:ascii="Arial" w:hAnsi="Arial" w:cs="Arial"/>
-          <w:color w:themeColor="text1" w:val="000000"/>
-          <w:sz w:val="22"/>
-          <w:szCs w:val="22"/>
-        </w:rPr>
         <w:sectPr>
           <w:footerReference w:type="even" r:id="rId10"/>
           <w:footerReference w:type="default" r:id="rId11"/>
@@ -4062,8 +4040,8 @@
         <w:tblLook w:val="04a0" w:noHBand="0" w:noVBand="1" w:firstColumn="1" w:lastRow="0" w:lastColumn="0" w:firstRow="1"/>
       </w:tblPr>
       <w:tblGrid>
-        <w:gridCol w:w="1202"/>
-        <w:gridCol w:w="3292"/>
+        <w:gridCol w:w="1201"/>
+        <w:gridCol w:w="3293"/>
         <w:gridCol w:w="1299"/>
         <w:gridCol w:w="3045"/>
       </w:tblGrid>
@@ -4073,7 +4051,7 @@
         </w:trPr>
         <w:tc>
           <w:tcPr>
-            <w:tcW w:w="1202" w:type="dxa"/>
+            <w:tcW w:w="1201" w:type="dxa"/>
             <w:tcBorders/>
             <w:shd w:color="auto" w:fill="auto" w:val="clear"/>
             <w:vAlign w:val="center"/>
@@ -4106,7 +4084,7 @@
         </w:tc>
         <w:tc>
           <w:tcPr>
-            <w:tcW w:w="3292" w:type="dxa"/>
+            <w:tcW w:w="3293" w:type="dxa"/>
             <w:tcBorders/>
             <w:shd w:color="auto" w:fill="auto" w:val="clear"/>
             <w:vAlign w:val="center"/>
@@ -4213,7 +4191,7 @@
         </w:trPr>
         <w:tc>
           <w:tcPr>
-            <w:tcW w:w="1202" w:type="dxa"/>
+            <w:tcW w:w="1201" w:type="dxa"/>
             <w:tcBorders/>
             <w:shd w:color="auto" w:fill="auto" w:val="clear"/>
             <w:vAlign w:val="center"/>
@@ -4243,7 +4221,7 @@
         </w:tc>
         <w:tc>
           <w:tcPr>
-            <w:tcW w:w="3292" w:type="dxa"/>
+            <w:tcW w:w="3293" w:type="dxa"/>
             <w:tcBorders/>
             <w:shd w:color="auto" w:fill="auto" w:val="clear"/>
             <w:vAlign w:val="center"/>
@@ -4380,7 +4358,7 @@
         </w:trPr>
         <w:tc>
           <w:tcPr>
-            <w:tcW w:w="1202" w:type="dxa"/>
+            <w:tcW w:w="1201" w:type="dxa"/>
             <w:tcBorders/>
             <w:shd w:color="auto" w:fill="auto" w:val="clear"/>
             <w:vAlign w:val="center"/>
@@ -4410,7 +4388,7 @@
         </w:tc>
         <w:tc>
           <w:tcPr>
-            <w:tcW w:w="3292" w:type="dxa"/>
+            <w:tcW w:w="3293" w:type="dxa"/>
             <w:tcBorders/>
             <w:shd w:color="auto" w:fill="auto" w:val="clear"/>
             <w:vAlign w:val="center"/>
@@ -4589,7 +4567,7 @@
         </w:trPr>
         <w:tc>
           <w:tcPr>
-            <w:tcW w:w="1202" w:type="dxa"/>
+            <w:tcW w:w="1201" w:type="dxa"/>
             <w:tcBorders/>
             <w:shd w:color="auto" w:fill="auto" w:val="clear"/>
             <w:vAlign w:val="center"/>
@@ -4619,7 +4597,7 @@
         </w:tc>
         <w:tc>
           <w:tcPr>
-            <w:tcW w:w="3292" w:type="dxa"/>
+            <w:tcW w:w="3293" w:type="dxa"/>
             <w:tcBorders/>
             <w:shd w:color="auto" w:fill="auto" w:val="clear"/>
             <w:vAlign w:val="center"/>
@@ -4756,7 +4734,7 @@
         </w:trPr>
         <w:tc>
           <w:tcPr>
-            <w:tcW w:w="1202" w:type="dxa"/>
+            <w:tcW w:w="1201" w:type="dxa"/>
             <w:tcBorders/>
             <w:shd w:color="auto" w:fill="auto" w:val="clear"/>
             <w:vAlign w:val="center"/>
@@ -4786,7 +4764,7 @@
         </w:tc>
         <w:tc>
           <w:tcPr>
-            <w:tcW w:w="3292" w:type="dxa"/>
+            <w:tcW w:w="3293" w:type="dxa"/>
             <w:tcBorders/>
             <w:shd w:color="auto" w:fill="auto" w:val="clear"/>
             <w:vAlign w:val="center"/>
@@ -4923,7 +4901,7 @@
         </w:trPr>
         <w:tc>
           <w:tcPr>
-            <w:tcW w:w="1202" w:type="dxa"/>
+            <w:tcW w:w="1201" w:type="dxa"/>
             <w:tcBorders/>
             <w:shd w:color="auto" w:fill="auto" w:val="clear"/>
             <w:vAlign w:val="center"/>
@@ -4953,7 +4931,7 @@
         </w:tc>
         <w:tc>
           <w:tcPr>
-            <w:tcW w:w="3292" w:type="dxa"/>
+            <w:tcW w:w="3293" w:type="dxa"/>
             <w:tcBorders/>
             <w:shd w:color="auto" w:fill="auto" w:val="clear"/>
             <w:vAlign w:val="center"/>
@@ -6423,7 +6401,7 @@
         <mc:AlternateContent>
           <mc:Choice Requires="wps">
             <w:drawing>
-              <wp:anchor distT="0" distB="0" distL="0" distR="0" simplePos="0" relativeHeight="4" behindDoc="0" locked="0" layoutInCell="0" allowOverlap="1">
+              <wp:anchor distT="0" distB="0" distL="0" distR="0" simplePos="0" relativeHeight="17" behindDoc="0" locked="0" layoutInCell="0" allowOverlap="1">
                 <wp:simplePos x="0" y="0"/>
                 <wp:positionH relativeFrom="column">
                   <wp:align>center</wp:align>
@@ -7431,8 +7409,8 @@
         <w:tblLook w:val="04a0" w:noHBand="0" w:noVBand="1" w:firstColumn="1" w:lastRow="0" w:lastColumn="0" w:firstRow="1"/>
       </w:tblPr>
       <w:tblGrid>
-        <w:gridCol w:w="1024"/>
-        <w:gridCol w:w="1992"/>
+        <w:gridCol w:w="1023"/>
+        <w:gridCol w:w="1993"/>
         <w:gridCol w:w="3221"/>
         <w:gridCol w:w="2605"/>
       </w:tblGrid>
@@ -7442,7 +7420,7 @@
         </w:trPr>
         <w:tc>
           <w:tcPr>
-            <w:tcW w:w="1024" w:type="dxa"/>
+            <w:tcW w:w="1023" w:type="dxa"/>
             <w:tcBorders/>
             <w:shd w:color="auto" w:fill="auto" w:val="clear"/>
             <w:vAlign w:val="center"/>
@@ -7475,7 +7453,7 @@
         </w:tc>
         <w:tc>
           <w:tcPr>
-            <w:tcW w:w="1992" w:type="dxa"/>
+            <w:tcW w:w="1993" w:type="dxa"/>
             <w:tcBorders/>
             <w:shd w:color="auto" w:fill="auto" w:val="clear"/>
             <w:vAlign w:val="center"/>
@@ -7582,7 +7560,7 @@
         </w:trPr>
         <w:tc>
           <w:tcPr>
-            <w:tcW w:w="1024" w:type="dxa"/>
+            <w:tcW w:w="1023" w:type="dxa"/>
             <w:tcBorders/>
             <w:shd w:color="auto" w:fill="auto" w:val="clear"/>
             <w:vAlign w:val="center"/>
@@ -7612,7 +7590,7 @@
         </w:tc>
         <w:tc>
           <w:tcPr>
-            <w:tcW w:w="1992" w:type="dxa"/>
+            <w:tcW w:w="1993" w:type="dxa"/>
             <w:tcBorders/>
             <w:shd w:color="auto" w:fill="auto" w:val="clear"/>
             <w:vAlign w:val="center"/>
@@ -7702,7 +7680,7 @@
         </w:trPr>
         <w:tc>
           <w:tcPr>
-            <w:tcW w:w="1024" w:type="dxa"/>
+            <w:tcW w:w="1023" w:type="dxa"/>
             <w:tcBorders/>
             <w:shd w:color="auto" w:fill="auto" w:val="clear"/>
             <w:vAlign w:val="center"/>
@@ -7732,7 +7710,7 @@
         </w:tc>
         <w:tc>
           <w:tcPr>
-            <w:tcW w:w="1992" w:type="dxa"/>
+            <w:tcW w:w="1993" w:type="dxa"/>
             <w:tcBorders/>
             <w:shd w:color="auto" w:fill="auto" w:val="clear"/>
             <w:vAlign w:val="center"/>
@@ -7883,7 +7861,7 @@
         </w:trPr>
         <w:tc>
           <w:tcPr>
-            <w:tcW w:w="1024" w:type="dxa"/>
+            <w:tcW w:w="1023" w:type="dxa"/>
             <w:tcBorders/>
             <w:shd w:color="auto" w:fill="auto" w:val="clear"/>
             <w:vAlign w:val="center"/>
@@ -7913,7 +7891,7 @@
         </w:tc>
         <w:tc>
           <w:tcPr>
-            <w:tcW w:w="1992" w:type="dxa"/>
+            <w:tcW w:w="1993" w:type="dxa"/>
             <w:tcBorders/>
             <w:shd w:color="auto" w:fill="auto" w:val="clear"/>
             <w:vAlign w:val="center"/>
@@ -8042,7 +8020,7 @@
         </w:trPr>
         <w:tc>
           <w:tcPr>
-            <w:tcW w:w="1024" w:type="dxa"/>
+            <w:tcW w:w="1023" w:type="dxa"/>
             <w:tcBorders/>
             <w:shd w:color="auto" w:fill="auto" w:val="clear"/>
             <w:vAlign w:val="center"/>
@@ -8072,7 +8050,7 @@
         </w:tc>
         <w:tc>
           <w:tcPr>
-            <w:tcW w:w="1992" w:type="dxa"/>
+            <w:tcW w:w="1993" w:type="dxa"/>
             <w:tcBorders/>
             <w:shd w:color="auto" w:fill="auto" w:val="clear"/>
             <w:vAlign w:val="center"/>
@@ -8201,7 +8179,7 @@
         </w:trPr>
         <w:tc>
           <w:tcPr>
-            <w:tcW w:w="1024" w:type="dxa"/>
+            <w:tcW w:w="1023" w:type="dxa"/>
             <w:tcBorders/>
             <w:shd w:color="auto" w:fill="auto" w:val="clear"/>
             <w:vAlign w:val="center"/>
@@ -8231,7 +8209,7 @@
         </w:tc>
         <w:tc>
           <w:tcPr>
-            <w:tcW w:w="1992" w:type="dxa"/>
+            <w:tcW w:w="1993" w:type="dxa"/>
             <w:tcBorders/>
             <w:shd w:color="auto" w:fill="auto" w:val="clear"/>
             <w:vAlign w:val="center"/>
@@ -8360,7 +8338,7 @@
         </w:trPr>
         <w:tc>
           <w:tcPr>
-            <w:tcW w:w="1024" w:type="dxa"/>
+            <w:tcW w:w="1023" w:type="dxa"/>
             <w:tcBorders/>
             <w:shd w:color="auto" w:fill="auto" w:val="clear"/>
             <w:vAlign w:val="center"/>
@@ -8390,7 +8368,7 @@
         </w:tc>
         <w:tc>
           <w:tcPr>
-            <w:tcW w:w="1992" w:type="dxa"/>
+            <w:tcW w:w="1993" w:type="dxa"/>
             <w:tcBorders/>
             <w:shd w:color="auto" w:fill="auto" w:val="clear"/>
             <w:vAlign w:val="center"/>
@@ -8485,7 +8463,7 @@
         </w:trPr>
         <w:tc>
           <w:tcPr>
-            <w:tcW w:w="1024" w:type="dxa"/>
+            <w:tcW w:w="1023" w:type="dxa"/>
             <w:tcBorders/>
             <w:shd w:color="auto" w:fill="auto" w:val="clear"/>
             <w:vAlign w:val="center"/>
@@ -8515,7 +8493,7 @@
         </w:tc>
         <w:tc>
           <w:tcPr>
-            <w:tcW w:w="1992" w:type="dxa"/>
+            <w:tcW w:w="1993" w:type="dxa"/>
             <w:tcBorders/>
             <w:shd w:color="auto" w:fill="auto" w:val="clear"/>
             <w:vAlign w:val="center"/>
@@ -8610,7 +8588,7 @@
         </w:trPr>
         <w:tc>
           <w:tcPr>
-            <w:tcW w:w="1024" w:type="dxa"/>
+            <w:tcW w:w="1023" w:type="dxa"/>
             <w:tcBorders/>
             <w:shd w:color="auto" w:fill="auto" w:val="clear"/>
             <w:vAlign w:val="center"/>
@@ -8640,7 +8618,7 @@
         </w:tc>
         <w:tc>
           <w:tcPr>
-            <w:tcW w:w="1992" w:type="dxa"/>
+            <w:tcW w:w="1993" w:type="dxa"/>
             <w:tcBorders/>
             <w:shd w:color="auto" w:fill="auto" w:val="clear"/>
             <w:vAlign w:val="center"/>
@@ -8735,7 +8713,7 @@
         </w:trPr>
         <w:tc>
           <w:tcPr>
-            <w:tcW w:w="1024" w:type="dxa"/>
+            <w:tcW w:w="1023" w:type="dxa"/>
             <w:tcBorders/>
             <w:shd w:color="auto" w:fill="auto" w:val="clear"/>
             <w:vAlign w:val="center"/>
@@ -8765,7 +8743,7 @@
         </w:tc>
         <w:tc>
           <w:tcPr>
-            <w:tcW w:w="1992" w:type="dxa"/>
+            <w:tcW w:w="1993" w:type="dxa"/>
             <w:tcBorders/>
             <w:shd w:color="auto" w:fill="auto" w:val="clear"/>
             <w:vAlign w:val="center"/>
@@ -8860,7 +8838,7 @@
         </w:trPr>
         <w:tc>
           <w:tcPr>
-            <w:tcW w:w="1024" w:type="dxa"/>
+            <w:tcW w:w="1023" w:type="dxa"/>
             <w:tcBorders/>
             <w:shd w:color="auto" w:fill="auto" w:val="clear"/>
             <w:vAlign w:val="center"/>
@@ -8890,7 +8868,7 @@
         </w:tc>
         <w:tc>
           <w:tcPr>
-            <w:tcW w:w="1992" w:type="dxa"/>
+            <w:tcW w:w="1993" w:type="dxa"/>
             <w:tcBorders/>
             <w:shd w:color="auto" w:fill="auto" w:val="clear"/>
             <w:vAlign w:val="center"/>
@@ -8985,7 +8963,7 @@
         </w:trPr>
         <w:tc>
           <w:tcPr>
-            <w:tcW w:w="1024" w:type="dxa"/>
+            <w:tcW w:w="1023" w:type="dxa"/>
             <w:tcBorders/>
             <w:shd w:color="auto" w:fill="auto" w:val="clear"/>
             <w:vAlign w:val="center"/>
@@ -9015,7 +8993,7 @@
         </w:tc>
         <w:tc>
           <w:tcPr>
-            <w:tcW w:w="1992" w:type="dxa"/>
+            <w:tcW w:w="1993" w:type="dxa"/>
             <w:tcBorders/>
             <w:shd w:color="auto" w:fill="auto" w:val="clear"/>
             <w:vAlign w:val="center"/>
@@ -9110,7 +9088,7 @@
         </w:trPr>
         <w:tc>
           <w:tcPr>
-            <w:tcW w:w="1024" w:type="dxa"/>
+            <w:tcW w:w="1023" w:type="dxa"/>
             <w:tcBorders/>
             <w:shd w:color="auto" w:fill="auto" w:val="clear"/>
             <w:vAlign w:val="center"/>
@@ -9140,7 +9118,7 @@
         </w:tc>
         <w:tc>
           <w:tcPr>
-            <w:tcW w:w="1992" w:type="dxa"/>
+            <w:tcW w:w="1993" w:type="dxa"/>
             <w:tcBorders/>
             <w:shd w:color="auto" w:fill="auto" w:val="clear"/>
             <w:vAlign w:val="center"/>
@@ -9951,12 +9929,12 @@
         <w:tblLook w:val="04a0" w:noHBand="0" w:noVBand="1" w:firstColumn="1" w:lastRow="0" w:lastColumn="0" w:firstRow="1"/>
       </w:tblPr>
       <w:tblGrid>
-        <w:gridCol w:w="864"/>
+        <w:gridCol w:w="863"/>
         <w:gridCol w:w="1076"/>
-        <w:gridCol w:w="1978"/>
-        <w:gridCol w:w="2046"/>
+        <w:gridCol w:w="1979"/>
+        <w:gridCol w:w="2045"/>
         <w:gridCol w:w="1694"/>
-        <w:gridCol w:w="2224"/>
+        <w:gridCol w:w="2225"/>
       </w:tblGrid>
       <w:tr>
         <w:trPr>
@@ -9964,7 +9942,7 @@
         </w:trPr>
         <w:tc>
           <w:tcPr>
-            <w:tcW w:w="864" w:type="dxa"/>
+            <w:tcW w:w="863" w:type="dxa"/>
             <w:tcBorders/>
             <w:shd w:color="auto" w:fill="auto" w:val="clear"/>
             <w:vAlign w:val="center"/>
@@ -10036,7 +10014,7 @@
         </w:tc>
         <w:tc>
           <w:tcPr>
-            <w:tcW w:w="1978" w:type="dxa"/>
+            <w:tcW w:w="1979" w:type="dxa"/>
             <w:tcBorders/>
             <w:shd w:color="auto" w:fill="auto" w:val="clear"/>
             <w:vAlign w:val="center"/>
@@ -10072,7 +10050,7 @@
         </w:tc>
         <w:tc>
           <w:tcPr>
-            <w:tcW w:w="2046" w:type="dxa"/>
+            <w:tcW w:w="2045" w:type="dxa"/>
             <w:tcBorders/>
             <w:shd w:color="auto" w:fill="auto" w:val="clear"/>
             <w:vAlign w:val="center"/>
@@ -10144,7 +10122,7 @@
         </w:tc>
         <w:tc>
           <w:tcPr>
-            <w:tcW w:w="2224" w:type="dxa"/>
+            <w:tcW w:w="2225" w:type="dxa"/>
             <w:tcBorders/>
             <w:shd w:color="auto" w:fill="auto" w:val="clear"/>
             <w:vAlign w:val="center"/>
@@ -10185,7 +10163,7 @@
         </w:trPr>
         <w:tc>
           <w:tcPr>
-            <w:tcW w:w="864" w:type="dxa"/>
+            <w:tcW w:w="863" w:type="dxa"/>
             <w:tcBorders/>
             <w:shd w:color="auto" w:fill="auto" w:val="clear"/>
             <w:vAlign w:val="center"/>
@@ -10249,7 +10227,7 @@
         </w:tc>
         <w:tc>
           <w:tcPr>
-            <w:tcW w:w="1978" w:type="dxa"/>
+            <w:tcW w:w="1979" w:type="dxa"/>
             <w:tcBorders/>
             <w:shd w:color="auto" w:fill="auto" w:val="clear"/>
             <w:vAlign w:val="center"/>
@@ -10281,7 +10259,7 @@
         </w:tc>
         <w:tc>
           <w:tcPr>
-            <w:tcW w:w="2046" w:type="dxa"/>
+            <w:tcW w:w="2045" w:type="dxa"/>
             <w:tcBorders/>
             <w:shd w:color="auto" w:fill="auto" w:val="clear"/>
             <w:vAlign w:val="center"/>
@@ -10345,7 +10323,7 @@
         </w:tc>
         <w:tc>
           <w:tcPr>
-            <w:tcW w:w="2224" w:type="dxa"/>
+            <w:tcW w:w="2225" w:type="dxa"/>
             <w:tcBorders/>
             <w:shd w:color="auto" w:fill="auto" w:val="clear"/>
             <w:vAlign w:val="center"/>
@@ -10382,7 +10360,7 @@
         </w:trPr>
         <w:tc>
           <w:tcPr>
-            <w:tcW w:w="864" w:type="dxa"/>
+            <w:tcW w:w="863" w:type="dxa"/>
             <w:tcBorders/>
             <w:shd w:color="auto" w:fill="auto" w:val="clear"/>
             <w:vAlign w:val="center"/>
@@ -10446,7 +10424,7 @@
         </w:tc>
         <w:tc>
           <w:tcPr>
-            <w:tcW w:w="1978" w:type="dxa"/>
+            <w:tcW w:w="1979" w:type="dxa"/>
             <w:tcBorders/>
             <w:shd w:color="auto" w:fill="auto" w:val="clear"/>
             <w:vAlign w:val="center"/>
@@ -10478,7 +10456,7 @@
         </w:tc>
         <w:tc>
           <w:tcPr>
-            <w:tcW w:w="2046" w:type="dxa"/>
+            <w:tcW w:w="2045" w:type="dxa"/>
             <w:tcBorders/>
             <w:shd w:color="auto" w:fill="auto" w:val="clear"/>
             <w:vAlign w:val="center"/>
@@ -10542,7 +10520,7 @@
         </w:tc>
         <w:tc>
           <w:tcPr>
-            <w:tcW w:w="2224" w:type="dxa"/>
+            <w:tcW w:w="2225" w:type="dxa"/>
             <w:tcBorders/>
             <w:shd w:color="auto" w:fill="auto" w:val="clear"/>
             <w:vAlign w:val="center"/>
@@ -10579,7 +10557,7 @@
         </w:trPr>
         <w:tc>
           <w:tcPr>
-            <w:tcW w:w="864" w:type="dxa"/>
+            <w:tcW w:w="863" w:type="dxa"/>
             <w:tcBorders/>
             <w:shd w:color="auto" w:fill="auto" w:val="clear"/>
             <w:vAlign w:val="center"/>
@@ -10643,7 +10621,7 @@
         </w:tc>
         <w:tc>
           <w:tcPr>
-            <w:tcW w:w="1978" w:type="dxa"/>
+            <w:tcW w:w="1979" w:type="dxa"/>
             <w:tcBorders/>
             <w:shd w:color="auto" w:fill="auto" w:val="clear"/>
             <w:vAlign w:val="center"/>
@@ -10675,7 +10653,7 @@
         </w:tc>
         <w:tc>
           <w:tcPr>
-            <w:tcW w:w="2046" w:type="dxa"/>
+            <w:tcW w:w="2045" w:type="dxa"/>
             <w:tcBorders/>
             <w:shd w:color="auto" w:fill="auto" w:val="clear"/>
             <w:vAlign w:val="center"/>
@@ -10739,7 +10717,7 @@
         </w:tc>
         <w:tc>
           <w:tcPr>
-            <w:tcW w:w="2224" w:type="dxa"/>
+            <w:tcW w:w="2225" w:type="dxa"/>
             <w:tcBorders/>
             <w:shd w:color="auto" w:fill="auto" w:val="clear"/>
             <w:vAlign w:val="center"/>
@@ -11238,8 +11216,8 @@
       <w:r>
         <w:rPr>
           <w:rFonts w:cs="Arial" w:ascii="Arial" w:hAnsi="Arial"/>
-          <w:b w:val="false"/>
-          <w:bCs w:val="false"/>
+          <w:b/>
+          <w:bCs/>
           <w:color w:themeColor="text1" w:val="000000"/>
           <w:sz w:val="22"/>
           <w:szCs w:val="22"/>
@@ -11413,7 +11391,7 @@
           </w:tcPr>
           <w:p>
             <w:pPr>
-              <w:pStyle w:val="Contenidodelatabla"/>
+              <w:pStyle w:val="Contenidodelatablauser"/>
               <w:spacing w:before="160" w:after="160"/>
               <w:rPr/>
             </w:pPr>
@@ -11485,7 +11463,6 @@
           <w:rFonts w:cs="Arial" w:ascii="Arial" w:hAnsi="Arial"/>
           <w:sz w:val="22"/>
           <w:szCs w:val="22"/>
-          <w:shd w:fill="FF0000" w:val="clear"/>
         </w:rPr>
       </w:r>
     </w:p>
@@ -11504,9 +11481,6 @@
       <w:r>
         <w:rPr>
           <w:rFonts w:cs="Arial" w:ascii="Arial" w:hAnsi="Arial"/>
-          <w:b w:val="false"/>
-          <w:bCs w:val="false"/>
-          <w:color w:themeColor="text1" w:val="000000"/>
           <w:sz w:val="22"/>
           <w:szCs w:val="22"/>
         </w:rPr>
@@ -11643,6 +11617,7 @@
           <w:rFonts w:cs="Arial" w:ascii="Arial" w:hAnsi="Arial"/>
           <w:sz w:val="22"/>
           <w:szCs w:val="22"/>
+          <w:shd w:fill="FF0000" w:val="clear"/>
         </w:rPr>
       </w:r>
     </w:p>
@@ -11793,7 +11768,7 @@
           </w:tcPr>
           <w:p>
             <w:pPr>
-              <w:pStyle w:val="Contenidodelatabla"/>
+              <w:pStyle w:val="Contenidodelatablauser"/>
               <w:spacing w:before="160" w:after="160"/>
               <w:rPr/>
             </w:pPr>
@@ -11865,7 +11840,6 @@
           <w:rFonts w:cs="Arial" w:ascii="Arial" w:hAnsi="Arial"/>
           <w:sz w:val="22"/>
           <w:szCs w:val="22"/>
-          <w:shd w:fill="FF0000" w:val="clear"/>
         </w:rPr>
       </w:r>
     </w:p>
@@ -12179,7 +12153,7 @@
           </w:tcPr>
           <w:p>
             <w:pPr>
-              <w:pStyle w:val="Contenidodelatabla"/>
+              <w:pStyle w:val="Contenidodelatablauser"/>
               <w:spacing w:before="160" w:after="160"/>
               <w:rPr/>
             </w:pPr>
@@ -12251,7 +12225,6 @@
           <w:rFonts w:cs="Arial" w:ascii="Arial" w:hAnsi="Arial"/>
           <w:sz w:val="22"/>
           <w:szCs w:val="22"/>
-          <w:shd w:fill="FF0000" w:val="clear"/>
         </w:rPr>
       </w:r>
     </w:p>
@@ -12391,8 +12364,8 @@
         <w:tblLook w:val="04a0" w:noHBand="0" w:noVBand="1" w:firstColumn="1" w:lastRow="0" w:lastColumn="0" w:firstRow="1"/>
       </w:tblPr>
       <w:tblGrid>
-        <w:gridCol w:w="1769"/>
-        <w:gridCol w:w="8113"/>
+        <w:gridCol w:w="1768"/>
+        <w:gridCol w:w="8114"/>
       </w:tblGrid>
       <w:tr>
         <w:trPr>
@@ -12400,7 +12373,7 @@
         </w:trPr>
         <w:tc>
           <w:tcPr>
-            <w:tcW w:w="1769" w:type="dxa"/>
+            <w:tcW w:w="1768" w:type="dxa"/>
             <w:tcBorders/>
             <w:shd w:color="auto" w:fill="auto" w:val="clear"/>
             <w:vAlign w:val="center"/>
@@ -12436,7 +12409,7 @@
         </w:tc>
         <w:tc>
           <w:tcPr>
-            <w:tcW w:w="8113" w:type="dxa"/>
+            <w:tcW w:w="8114" w:type="dxa"/>
             <w:tcBorders/>
             <w:shd w:color="auto" w:fill="auto" w:val="clear"/>
             <w:vAlign w:val="center"/>
@@ -12477,7 +12450,7 @@
         </w:trPr>
         <w:tc>
           <w:tcPr>
-            <w:tcW w:w="1769" w:type="dxa"/>
+            <w:tcW w:w="1768" w:type="dxa"/>
             <w:tcBorders/>
             <w:shd w:color="auto" w:fill="auto" w:val="clear"/>
             <w:vAlign w:val="center"/>
@@ -12509,7 +12482,7 @@
         </w:tc>
         <w:tc>
           <w:tcPr>
-            <w:tcW w:w="8113" w:type="dxa"/>
+            <w:tcW w:w="8114" w:type="dxa"/>
             <w:tcBorders/>
             <w:shd w:color="auto" w:fill="auto" w:val="clear"/>
             <w:vAlign w:val="center"/>
@@ -12546,7 +12519,7 @@
         </w:trPr>
         <w:tc>
           <w:tcPr>
-            <w:tcW w:w="1769" w:type="dxa"/>
+            <w:tcW w:w="1768" w:type="dxa"/>
             <w:tcBorders/>
             <w:shd w:color="auto" w:fill="auto" w:val="clear"/>
             <w:vAlign w:val="center"/>
@@ -12578,7 +12551,7 @@
         </w:tc>
         <w:tc>
           <w:tcPr>
-            <w:tcW w:w="8113" w:type="dxa"/>
+            <w:tcW w:w="8114" w:type="dxa"/>
             <w:tcBorders/>
             <w:shd w:color="auto" w:fill="auto" w:val="clear"/>
             <w:vAlign w:val="center"/>
@@ -12615,7 +12588,7 @@
         </w:trPr>
         <w:tc>
           <w:tcPr>
-            <w:tcW w:w="1769" w:type="dxa"/>
+            <w:tcW w:w="1768" w:type="dxa"/>
             <w:tcBorders/>
             <w:shd w:color="auto" w:fill="auto" w:val="clear"/>
             <w:vAlign w:val="center"/>
@@ -12647,7 +12620,7 @@
         </w:tc>
         <w:tc>
           <w:tcPr>
-            <w:tcW w:w="8113" w:type="dxa"/>
+            <w:tcW w:w="8114" w:type="dxa"/>
             <w:tcBorders/>
             <w:shd w:color="auto" w:fill="auto" w:val="clear"/>
             <w:vAlign w:val="center"/>
@@ -12684,7 +12657,7 @@
         </w:trPr>
         <w:tc>
           <w:tcPr>
-            <w:tcW w:w="1769" w:type="dxa"/>
+            <w:tcW w:w="1768" w:type="dxa"/>
             <w:tcBorders/>
             <w:shd w:color="auto" w:fill="auto" w:val="clear"/>
             <w:vAlign w:val="center"/>
@@ -12716,7 +12689,7 @@
         </w:tc>
         <w:tc>
           <w:tcPr>
-            <w:tcW w:w="8113" w:type="dxa"/>
+            <w:tcW w:w="8114" w:type="dxa"/>
             <w:tcBorders/>
             <w:shd w:color="auto" w:fill="auto" w:val="clear"/>
             <w:vAlign w:val="center"/>
@@ -12753,7 +12726,7 @@
         </w:trPr>
         <w:tc>
           <w:tcPr>
-            <w:tcW w:w="1769" w:type="dxa"/>
+            <w:tcW w:w="1768" w:type="dxa"/>
             <w:tcBorders/>
             <w:shd w:color="auto" w:fill="auto" w:val="clear"/>
             <w:vAlign w:val="center"/>
@@ -12785,7 +12758,7 @@
         </w:tc>
         <w:tc>
           <w:tcPr>
-            <w:tcW w:w="8113" w:type="dxa"/>
+            <w:tcW w:w="8114" w:type="dxa"/>
             <w:tcBorders/>
             <w:shd w:color="auto" w:fill="auto" w:val="clear"/>
             <w:vAlign w:val="center"/>
@@ -12939,8 +12912,8 @@
       <w:r>
         <w:rPr>
           <w:rFonts w:cs="Arial" w:ascii="Arial" w:hAnsi="Arial"/>
-          <w:b w:val="false"/>
-          <w:bCs w:val="false"/>
+          <w:b/>
+          <w:bCs/>
           <w:color w:themeColor="text1" w:val="000000"/>
           <w:sz w:val="22"/>
           <w:szCs w:val="22"/>
@@ -13114,7 +13087,7 @@
           </w:tcPr>
           <w:p>
             <w:pPr>
-              <w:pStyle w:val="Contenidodelatabla"/>
+              <w:pStyle w:val="Contenidodelatablauser"/>
               <w:spacing w:before="160" w:after="160"/>
               <w:rPr/>
             </w:pPr>
@@ -13186,7 +13159,6 @@
           <w:rFonts w:cs="Arial" w:ascii="Arial" w:hAnsi="Arial"/>
           <w:sz w:val="22"/>
           <w:szCs w:val="22"/>
-          <w:shd w:fill="FF0000" w:val="clear"/>
         </w:rPr>
       </w:r>
     </w:p>
@@ -13205,9 +13177,6 @@
       <w:r>
         <w:rPr>
           <w:rFonts w:cs="Arial" w:ascii="Arial" w:hAnsi="Arial"/>
-          <w:b w:val="false"/>
-          <w:bCs w:val="false"/>
-          <w:color w:themeColor="text1" w:val="000000"/>
           <w:sz w:val="22"/>
           <w:szCs w:val="22"/>
         </w:rPr>
@@ -13228,9 +13197,6 @@
       <w:r>
         <w:rPr>
           <w:rFonts w:cs="Arial" w:ascii="Arial" w:hAnsi="Arial"/>
-          <w:b w:val="false"/>
-          <w:bCs w:val="false"/>
-          <w:color w:themeColor="text1" w:val="000000"/>
           <w:sz w:val="22"/>
           <w:szCs w:val="22"/>
         </w:rPr>
@@ -13251,9 +13217,6 @@
       <w:r>
         <w:rPr>
           <w:rFonts w:cs="Arial" w:ascii="Arial" w:hAnsi="Arial"/>
-          <w:b w:val="false"/>
-          <w:bCs w:val="false"/>
-          <w:color w:themeColor="text1" w:val="000000"/>
           <w:sz w:val="22"/>
           <w:szCs w:val="22"/>
         </w:rPr>
@@ -13274,9 +13237,6 @@
       <w:r>
         <w:rPr>
           <w:rFonts w:cs="Arial" w:ascii="Arial" w:hAnsi="Arial"/>
-          <w:b w:val="false"/>
-          <w:bCs w:val="false"/>
-          <w:color w:themeColor="text1" w:val="000000"/>
           <w:sz w:val="22"/>
           <w:szCs w:val="22"/>
         </w:rPr>
@@ -13413,6 +13373,7 @@
           <w:rFonts w:cs="Arial" w:ascii="Arial" w:hAnsi="Arial"/>
           <w:sz w:val="22"/>
           <w:szCs w:val="22"/>
+          <w:shd w:fill="FF0000" w:val="clear"/>
         </w:rPr>
       </w:r>
     </w:p>
@@ -13563,7 +13524,7 @@
           </w:tcPr>
           <w:p>
             <w:pPr>
-              <w:pStyle w:val="Contenidodelatabla"/>
+              <w:pStyle w:val="Contenidodelatablauser"/>
               <w:spacing w:before="160" w:after="160"/>
               <w:rPr/>
             </w:pPr>
@@ -13635,7 +13596,6 @@
           <w:rFonts w:cs="Arial" w:ascii="Arial" w:hAnsi="Arial"/>
           <w:sz w:val="22"/>
           <w:szCs w:val="22"/>
-          <w:shd w:fill="FF0000" w:val="clear"/>
         </w:rPr>
       </w:r>
     </w:p>
@@ -13949,7 +13909,7 @@
           </w:tcPr>
           <w:p>
             <w:pPr>
-              <w:pStyle w:val="Contenidodelatabla"/>
+              <w:pStyle w:val="Contenidodelatablauser"/>
               <w:spacing w:before="160" w:after="160"/>
               <w:rPr/>
             </w:pPr>
@@ -14021,7 +13981,6 @@
           <w:rFonts w:cs="Arial" w:ascii="Arial" w:hAnsi="Arial"/>
           <w:sz w:val="22"/>
           <w:szCs w:val="22"/>
-          <w:shd w:fill="FF0000" w:val="clear"/>
         </w:rPr>
       </w:r>
     </w:p>
@@ -14044,6 +14003,66 @@
           <w:szCs w:val="22"/>
         </w:rPr>
         <w:t>Para finalizar el primer sprint se elaboró el acta de Sprint Review que se muestra en la siguiente imagen:</w:t>
+      </w:r>
+    </w:p>
+    <w:p>
+      <w:pPr>
+        <w:pStyle w:val="Normal"/>
+        <w:spacing w:lineRule="auto" w:line="360" w:before="0" w:after="160"/>
+        <w:ind w:firstLine="720"/>
+        <w:jc w:val="both"/>
+        <w:rPr>
+          <w:rFonts w:ascii="Arial" w:hAnsi="Arial" w:cs="Arial"/>
+          <w:sz w:val="22"/>
+          <w:szCs w:val="22"/>
+        </w:rPr>
+      </w:pPr>
+      <w:r>
+        <w:rPr>
+          <w:rFonts w:cs="Arial" w:ascii="Arial" w:hAnsi="Arial"/>
+          <w:sz w:val="22"/>
+          <w:szCs w:val="22"/>
+        </w:rPr>
+      </w:r>
+    </w:p>
+    <w:p>
+      <w:pPr>
+        <w:pStyle w:val="Normal"/>
+        <w:spacing w:lineRule="auto" w:line="360" w:before="0" w:after="160"/>
+        <w:ind w:firstLine="720"/>
+        <w:jc w:val="both"/>
+        <w:rPr>
+          <w:rFonts w:ascii="Arial" w:hAnsi="Arial" w:cs="Arial"/>
+          <w:sz w:val="22"/>
+          <w:szCs w:val="22"/>
+        </w:rPr>
+      </w:pPr>
+      <w:r>
+        <w:rPr>
+          <w:rFonts w:cs="Arial" w:ascii="Arial" w:hAnsi="Arial"/>
+          <w:sz w:val="22"/>
+          <w:szCs w:val="22"/>
+        </w:rPr>
+      </w:r>
+    </w:p>
+    <w:p>
+      <w:pPr>
+        <w:pStyle w:val="Normal"/>
+        <w:spacing w:lineRule="auto" w:line="360" w:before="0" w:after="160"/>
+        <w:ind w:firstLine="720"/>
+        <w:jc w:val="both"/>
+        <w:rPr>
+          <w:rFonts w:ascii="Arial" w:hAnsi="Arial" w:cs="Arial"/>
+          <w:sz w:val="22"/>
+          <w:szCs w:val="22"/>
+        </w:rPr>
+      </w:pPr>
+      <w:r>
+        <w:rPr>
+          <w:rFonts w:cs="Arial" w:ascii="Arial" w:hAnsi="Arial"/>
+          <w:sz w:val="22"/>
+          <w:szCs w:val="22"/>
+        </w:rPr>
       </w:r>
     </w:p>
     <w:p>
@@ -14161,8 +14180,8 @@
         <w:tblLook w:val="04a0" w:noHBand="0" w:noVBand="1" w:firstColumn="1" w:lastRow="0" w:lastColumn="0" w:firstRow="1"/>
       </w:tblPr>
       <w:tblGrid>
-        <w:gridCol w:w="1769"/>
-        <w:gridCol w:w="8113"/>
+        <w:gridCol w:w="1768"/>
+        <w:gridCol w:w="8114"/>
       </w:tblGrid>
       <w:tr>
         <w:trPr>
@@ -14170,7 +14189,7 @@
         </w:trPr>
         <w:tc>
           <w:tcPr>
-            <w:tcW w:w="1769" w:type="dxa"/>
+            <w:tcW w:w="1768" w:type="dxa"/>
             <w:tcBorders/>
             <w:shd w:color="auto" w:fill="auto" w:val="clear"/>
             <w:vAlign w:val="center"/>
@@ -14206,7 +14225,7 @@
         </w:tc>
         <w:tc>
           <w:tcPr>
-            <w:tcW w:w="8113" w:type="dxa"/>
+            <w:tcW w:w="8114" w:type="dxa"/>
             <w:tcBorders/>
             <w:shd w:color="auto" w:fill="auto" w:val="clear"/>
             <w:vAlign w:val="center"/>
@@ -14237,6 +14256,75 @@
                 <w:lang w:eastAsia="es-PE"/>
               </w:rPr>
               <w:t>Detalle</w:t>
+            </w:r>
+          </w:p>
+        </w:tc>
+      </w:tr>
+      <w:tr>
+        <w:trPr>
+          <w:trHeight w:val="873" w:hRule="atLeast"/>
+        </w:trPr>
+        <w:tc>
+          <w:tcPr>
+            <w:tcW w:w="1768" w:type="dxa"/>
+            <w:tcBorders/>
+            <w:shd w:color="auto" w:fill="auto" w:val="clear"/>
+            <w:vAlign w:val="center"/>
+          </w:tcPr>
+          <w:p>
+            <w:pPr>
+              <w:pStyle w:val="Normal"/>
+              <w:spacing w:lineRule="auto" w:line="360" w:before="0" w:after="0"/>
+              <w:jc w:val="center"/>
+              <w:rPr>
+                <w:rFonts w:ascii="Arial" w:hAnsi="Arial" w:eastAsia="Times New Roman" w:cs="Arial"/>
+                <w:color w:val="000000"/>
+                <w:sz w:val="20"/>
+                <w:szCs w:val="20"/>
+                <w:lang w:eastAsia="es-PE"/>
+              </w:rPr>
+            </w:pPr>
+            <w:r>
+              <w:rPr>
+                <w:rFonts w:eastAsia="Times New Roman" w:cs="Arial" w:ascii="Arial" w:hAnsi="Arial"/>
+                <w:color w:val="000000"/>
+                <w:sz w:val="20"/>
+                <w:szCs w:val="20"/>
+                <w:lang w:eastAsia="es-PE"/>
+              </w:rPr>
+              <w:t>Fecha y hora</w:t>
+            </w:r>
+          </w:p>
+        </w:tc>
+        <w:tc>
+          <w:tcPr>
+            <w:tcW w:w="8114" w:type="dxa"/>
+            <w:tcBorders/>
+            <w:shd w:color="auto" w:fill="auto" w:val="clear"/>
+            <w:vAlign w:val="center"/>
+          </w:tcPr>
+          <w:p>
+            <w:pPr>
+              <w:pStyle w:val="Normal"/>
+              <w:spacing w:lineRule="auto" w:line="360" w:before="0" w:after="0"/>
+              <w:jc w:val="center"/>
+              <w:rPr>
+                <w:rFonts w:ascii="Arial" w:hAnsi="Arial" w:eastAsia="Times New Roman" w:cs="Arial"/>
+                <w:color w:val="000000"/>
+                <w:sz w:val="20"/>
+                <w:szCs w:val="20"/>
+                <w:lang w:eastAsia="es-PE"/>
+              </w:rPr>
+            </w:pPr>
+            <w:r>
+              <w:rPr>
+                <w:rFonts w:eastAsia="Times New Roman" w:cs="Arial" w:ascii="Arial" w:hAnsi="Arial"/>
+                <w:color w:val="000000"/>
+                <w:sz w:val="20"/>
+                <w:szCs w:val="20"/>
+                <w:lang w:eastAsia="es-PE"/>
+              </w:rPr>
+              <w:t>Sin reunión</w:t>
             </w:r>
           </w:p>
         </w:tc>
@@ -14247,7 +14335,7 @@
         </w:trPr>
         <w:tc>
           <w:tcPr>
-            <w:tcW w:w="1769" w:type="dxa"/>
+            <w:tcW w:w="1768" w:type="dxa"/>
             <w:tcBorders/>
             <w:shd w:color="auto" w:fill="auto" w:val="clear"/>
             <w:vAlign w:val="center"/>
@@ -14273,82 +14361,13 @@
                 <w:szCs w:val="20"/>
                 <w:lang w:eastAsia="es-PE"/>
               </w:rPr>
-              <w:t>Fecha y hora</w:t>
-            </w:r>
-          </w:p>
-        </w:tc>
-        <w:tc>
-          <w:tcPr>
-            <w:tcW w:w="8113" w:type="dxa"/>
-            <w:tcBorders/>
-            <w:shd w:color="auto" w:fill="auto" w:val="clear"/>
-            <w:vAlign w:val="center"/>
-          </w:tcPr>
-          <w:p>
-            <w:pPr>
-              <w:pStyle w:val="Normal"/>
-              <w:spacing w:lineRule="auto" w:line="360" w:before="0" w:after="0"/>
-              <w:jc w:val="center"/>
-              <w:rPr>
-                <w:rFonts w:ascii="Arial" w:hAnsi="Arial" w:eastAsia="Times New Roman" w:cs="Arial"/>
-                <w:color w:val="000000"/>
-                <w:sz w:val="20"/>
-                <w:szCs w:val="20"/>
-                <w:lang w:eastAsia="es-PE"/>
-              </w:rPr>
-            </w:pPr>
-            <w:r>
-              <w:rPr>
-                <w:rFonts w:eastAsia="Times New Roman" w:cs="Arial" w:ascii="Arial" w:hAnsi="Arial"/>
-                <w:color w:val="000000"/>
-                <w:sz w:val="20"/>
-                <w:szCs w:val="20"/>
-                <w:lang w:eastAsia="es-PE"/>
-              </w:rPr>
-              <w:t>Sin reunión</w:t>
-            </w:r>
-          </w:p>
-        </w:tc>
-      </w:tr>
-      <w:tr>
-        <w:trPr>
-          <w:trHeight w:val="288" w:hRule="atLeast"/>
-        </w:trPr>
-        <w:tc>
-          <w:tcPr>
-            <w:tcW w:w="1769" w:type="dxa"/>
-            <w:tcBorders/>
-            <w:shd w:color="auto" w:fill="auto" w:val="clear"/>
-            <w:vAlign w:val="center"/>
-          </w:tcPr>
-          <w:p>
-            <w:pPr>
-              <w:pStyle w:val="Normal"/>
-              <w:spacing w:lineRule="auto" w:line="360" w:before="0" w:after="0"/>
-              <w:jc w:val="center"/>
-              <w:rPr>
-                <w:rFonts w:ascii="Arial" w:hAnsi="Arial" w:eastAsia="Times New Roman" w:cs="Arial"/>
-                <w:color w:val="000000"/>
-                <w:sz w:val="20"/>
-                <w:szCs w:val="20"/>
-                <w:lang w:eastAsia="es-PE"/>
-              </w:rPr>
-            </w:pPr>
-            <w:r>
-              <w:rPr>
-                <w:rFonts w:eastAsia="Times New Roman" w:cs="Arial" w:ascii="Arial" w:hAnsi="Arial"/>
-                <w:color w:val="000000"/>
-                <w:sz w:val="20"/>
-                <w:szCs w:val="20"/>
-                <w:lang w:eastAsia="es-PE"/>
-              </w:rPr>
               <w:t>Duración del sprint</w:t>
             </w:r>
           </w:p>
         </w:tc>
         <w:tc>
           <w:tcPr>
-            <w:tcW w:w="8113" w:type="dxa"/>
+            <w:tcW w:w="8114" w:type="dxa"/>
             <w:tcBorders/>
             <w:shd w:color="auto" w:fill="auto" w:val="clear"/>
             <w:vAlign w:val="center"/>
@@ -14385,7 +14404,7 @@
         </w:trPr>
         <w:tc>
           <w:tcPr>
-            <w:tcW w:w="1769" w:type="dxa"/>
+            <w:tcW w:w="1768" w:type="dxa"/>
             <w:tcBorders/>
             <w:shd w:color="auto" w:fill="auto" w:val="clear"/>
             <w:vAlign w:val="center"/>
@@ -14417,7 +14436,7 @@
         </w:tc>
         <w:tc>
           <w:tcPr>
-            <w:tcW w:w="8113" w:type="dxa"/>
+            <w:tcW w:w="8114" w:type="dxa"/>
             <w:tcBorders/>
             <w:shd w:color="auto" w:fill="auto" w:val="clear"/>
             <w:vAlign w:val="center"/>
@@ -14454,7 +14473,7 @@
         </w:trPr>
         <w:tc>
           <w:tcPr>
-            <w:tcW w:w="1769" w:type="dxa"/>
+            <w:tcW w:w="1768" w:type="dxa"/>
             <w:tcBorders/>
             <w:shd w:color="auto" w:fill="auto" w:val="clear"/>
             <w:vAlign w:val="center"/>
@@ -14486,7 +14505,7 @@
         </w:tc>
         <w:tc>
           <w:tcPr>
-            <w:tcW w:w="8113" w:type="dxa"/>
+            <w:tcW w:w="8114" w:type="dxa"/>
             <w:tcBorders/>
             <w:shd w:color="auto" w:fill="auto" w:val="clear"/>
             <w:vAlign w:val="center"/>
@@ -14523,7 +14542,7 @@
         </w:trPr>
         <w:tc>
           <w:tcPr>
-            <w:tcW w:w="1769" w:type="dxa"/>
+            <w:tcW w:w="1768" w:type="dxa"/>
             <w:tcBorders/>
             <w:shd w:color="auto" w:fill="auto" w:val="clear"/>
             <w:vAlign w:val="center"/>
@@ -14555,7 +14574,7 @@
         </w:tc>
         <w:tc>
           <w:tcPr>
-            <w:tcW w:w="8113" w:type="dxa"/>
+            <w:tcW w:w="8114" w:type="dxa"/>
             <w:tcBorders/>
             <w:shd w:color="auto" w:fill="auto" w:val="clear"/>
             <w:vAlign w:val="center"/>
@@ -14898,7 +14917,7 @@
           <w:szCs w:val="24"/>
           <w:shd w:fill="FFFF00" w:val="clear"/>
         </w:rPr>
-        <w:t>Segundo</w:t>
+        <w:t>Segundo sprint</w:t>
       </w:r>
       <w:r>
         <w:rPr>
@@ -14906,22 +14925,35 @@
           <w:b/>
           <w:bCs/>
           <w:color w:themeColor="text1" w:val="000000"/>
-          <w:sz w:val="24"/>
-          <w:szCs w:val="24"/>
-          <w:shd w:fill="FFFF00" w:val="clear"/>
-        </w:rPr>
-        <w:t xml:space="preserve"> sprint</w:t>
-      </w:r>
-      <w:r>
-        <w:rPr>
-          <w:rFonts w:cs="Arial" w:ascii="Arial" w:hAnsi="Arial"/>
+          <w:sz w:val="22"/>
+          <w:szCs w:val="22"/>
+        </w:rPr>
+        <w:t xml:space="preserve"> </w:t>
+      </w:r>
+    </w:p>
+    <w:p>
+      <w:pPr>
+        <w:pStyle w:val="Normal"/>
+        <w:spacing w:before="0" w:after="160"/>
+        <w:rPr>
+          <w:rFonts w:ascii="Arial" w:hAnsi="Arial" w:cs="Arial"/>
           <w:b/>
           <w:bCs/>
           <w:color w:themeColor="text1" w:val="000000"/>
           <w:sz w:val="22"/>
           <w:szCs w:val="22"/>
         </w:rPr>
-        <w:t xml:space="preserve"> </w:t>
+      </w:pPr>
+      <w:r>
+        <w:rPr>
+          <w:rFonts w:cs="Arial" w:ascii="Arial" w:hAnsi="Arial"/>
+          <w:b w:val="false"/>
+          <w:bCs w:val="false"/>
+          <w:color w:themeColor="text1" w:val="000000"/>
+          <w:sz w:val="22"/>
+          <w:szCs w:val="22"/>
+        </w:rPr>
+        <w:t>Las siguientes imágenes muestran las historias de usuario del primer sprint, desarrollado del 14 al 27 de septiembre.</w:t>
       </w:r>
     </w:p>
     <w:p>
@@ -14940,33 +14972,8 @@
       <w:r>
         <w:rPr>
           <w:rFonts w:cs="Arial" w:ascii="Arial" w:hAnsi="Arial"/>
-          <w:b w:val="false"/>
-          <w:bCs w:val="false"/>
-          <w:color w:themeColor="text1" w:val="000000"/>
-          <w:sz w:val="22"/>
-          <w:szCs w:val="22"/>
-        </w:rPr>
-        <w:t>Las siguientes imágenes muestran las historias de usuario del primer sprint, desarrollado del 14 al 27 de septiembre.</w:t>
-      </w:r>
-    </w:p>
-    <w:p>
-      <w:pPr>
-        <w:pStyle w:val="Normal"/>
-        <w:spacing w:before="0" w:after="160"/>
-        <w:rPr>
-          <w:rFonts w:ascii="Arial" w:hAnsi="Arial" w:cs="Arial"/>
           <w:b/>
           <w:bCs/>
-          <w:color w:themeColor="text1" w:val="000000"/>
-          <w:sz w:val="22"/>
-          <w:szCs w:val="22"/>
-        </w:rPr>
-      </w:pPr>
-      <w:r>
-        <w:rPr>
-          <w:rFonts w:cs="Arial" w:ascii="Arial" w:hAnsi="Arial"/>
-          <w:b w:val="false"/>
-          <w:bCs w:val="false"/>
           <w:color w:themeColor="text1" w:val="000000"/>
           <w:sz w:val="22"/>
           <w:szCs w:val="22"/>
@@ -15140,7 +15147,7 @@
           </w:tcPr>
           <w:p>
             <w:pPr>
-              <w:pStyle w:val="Contenidodelatabla"/>
+              <w:pStyle w:val="Contenidodelatablauser"/>
               <w:spacing w:before="160" w:after="160"/>
               <w:rPr/>
             </w:pPr>
@@ -15212,7 +15219,6 @@
           <w:rFonts w:cs="Arial" w:ascii="Arial" w:hAnsi="Arial"/>
           <w:sz w:val="22"/>
           <w:szCs w:val="22"/>
-          <w:shd w:fill="FF0000" w:val="clear"/>
         </w:rPr>
       </w:r>
     </w:p>
@@ -15231,9 +15237,6 @@
       <w:r>
         <w:rPr>
           <w:rFonts w:cs="Arial" w:ascii="Arial" w:hAnsi="Arial"/>
-          <w:b w:val="false"/>
-          <w:bCs w:val="false"/>
-          <w:color w:themeColor="text1" w:val="000000"/>
           <w:sz w:val="22"/>
           <w:szCs w:val="22"/>
         </w:rPr>
@@ -15370,6 +15373,7 @@
           <w:rFonts w:cs="Arial" w:ascii="Arial" w:hAnsi="Arial"/>
           <w:sz w:val="22"/>
           <w:szCs w:val="22"/>
+          <w:shd w:fill="FF0000" w:val="clear"/>
         </w:rPr>
       </w:r>
     </w:p>
@@ -15520,7 +15524,7 @@
           </w:tcPr>
           <w:p>
             <w:pPr>
-              <w:pStyle w:val="Contenidodelatabla"/>
+              <w:pStyle w:val="Contenidodelatablauser"/>
               <w:spacing w:before="160" w:after="160"/>
               <w:rPr/>
             </w:pPr>
@@ -15592,7 +15596,6 @@
           <w:rFonts w:cs="Arial" w:ascii="Arial" w:hAnsi="Arial"/>
           <w:sz w:val="22"/>
           <w:szCs w:val="22"/>
-          <w:shd w:fill="FF0000" w:val="clear"/>
         </w:rPr>
       </w:r>
     </w:p>
@@ -15906,7 +15909,7 @@
           </w:tcPr>
           <w:p>
             <w:pPr>
-              <w:pStyle w:val="Contenidodelatabla"/>
+              <w:pStyle w:val="Contenidodelatablauser"/>
               <w:spacing w:before="160" w:after="160"/>
               <w:rPr/>
             </w:pPr>
@@ -15978,7 +15981,6 @@
           <w:rFonts w:cs="Arial" w:ascii="Arial" w:hAnsi="Arial"/>
           <w:sz w:val="22"/>
           <w:szCs w:val="22"/>
-          <w:shd w:fill="FF0000" w:val="clear"/>
         </w:rPr>
       </w:r>
     </w:p>
@@ -16118,8 +16120,8 @@
         <w:tblLook w:val="04a0" w:noHBand="0" w:noVBand="1" w:firstColumn="1" w:lastRow="0" w:lastColumn="0" w:firstRow="1"/>
       </w:tblPr>
       <w:tblGrid>
-        <w:gridCol w:w="1769"/>
-        <w:gridCol w:w="8113"/>
+        <w:gridCol w:w="1768"/>
+        <w:gridCol w:w="8114"/>
       </w:tblGrid>
       <w:tr>
         <w:trPr>
@@ -16127,7 +16129,7 @@
         </w:trPr>
         <w:tc>
           <w:tcPr>
-            <w:tcW w:w="1769" w:type="dxa"/>
+            <w:tcW w:w="1768" w:type="dxa"/>
             <w:tcBorders/>
             <w:shd w:color="auto" w:fill="auto" w:val="clear"/>
             <w:vAlign w:val="center"/>
@@ -16163,7 +16165,7 @@
         </w:tc>
         <w:tc>
           <w:tcPr>
-            <w:tcW w:w="8113" w:type="dxa"/>
+            <w:tcW w:w="8114" w:type="dxa"/>
             <w:tcBorders/>
             <w:shd w:color="auto" w:fill="auto" w:val="clear"/>
             <w:vAlign w:val="center"/>
@@ -16204,7 +16206,7 @@
         </w:trPr>
         <w:tc>
           <w:tcPr>
-            <w:tcW w:w="1769" w:type="dxa"/>
+            <w:tcW w:w="1768" w:type="dxa"/>
             <w:tcBorders/>
             <w:shd w:color="auto" w:fill="auto" w:val="clear"/>
             <w:vAlign w:val="center"/>
@@ -16236,7 +16238,7 @@
         </w:tc>
         <w:tc>
           <w:tcPr>
-            <w:tcW w:w="8113" w:type="dxa"/>
+            <w:tcW w:w="8114" w:type="dxa"/>
             <w:tcBorders/>
             <w:shd w:color="auto" w:fill="auto" w:val="clear"/>
             <w:vAlign w:val="center"/>
@@ -16273,7 +16275,7 @@
         </w:trPr>
         <w:tc>
           <w:tcPr>
-            <w:tcW w:w="1769" w:type="dxa"/>
+            <w:tcW w:w="1768" w:type="dxa"/>
             <w:tcBorders/>
             <w:shd w:color="auto" w:fill="auto" w:val="clear"/>
             <w:vAlign w:val="center"/>
@@ -16305,7 +16307,7 @@
         </w:tc>
         <w:tc>
           <w:tcPr>
-            <w:tcW w:w="8113" w:type="dxa"/>
+            <w:tcW w:w="8114" w:type="dxa"/>
             <w:tcBorders/>
             <w:shd w:color="auto" w:fill="auto" w:val="clear"/>
             <w:vAlign w:val="center"/>
@@ -16342,7 +16344,7 @@
         </w:trPr>
         <w:tc>
           <w:tcPr>
-            <w:tcW w:w="1769" w:type="dxa"/>
+            <w:tcW w:w="1768" w:type="dxa"/>
             <w:tcBorders/>
             <w:shd w:color="auto" w:fill="auto" w:val="clear"/>
             <w:vAlign w:val="center"/>
@@ -16374,7 +16376,7 @@
         </w:tc>
         <w:tc>
           <w:tcPr>
-            <w:tcW w:w="8113" w:type="dxa"/>
+            <w:tcW w:w="8114" w:type="dxa"/>
             <w:tcBorders/>
             <w:shd w:color="auto" w:fill="auto" w:val="clear"/>
             <w:vAlign w:val="center"/>
@@ -16411,7 +16413,7 @@
         </w:trPr>
         <w:tc>
           <w:tcPr>
-            <w:tcW w:w="1769" w:type="dxa"/>
+            <w:tcW w:w="1768" w:type="dxa"/>
             <w:tcBorders/>
             <w:shd w:color="auto" w:fill="auto" w:val="clear"/>
             <w:vAlign w:val="center"/>
@@ -16443,7 +16445,7 @@
         </w:tc>
         <w:tc>
           <w:tcPr>
-            <w:tcW w:w="8113" w:type="dxa"/>
+            <w:tcW w:w="8114" w:type="dxa"/>
             <w:tcBorders/>
             <w:shd w:color="auto" w:fill="auto" w:val="clear"/>
             <w:vAlign w:val="center"/>
@@ -16480,7 +16482,7 @@
         </w:trPr>
         <w:tc>
           <w:tcPr>
-            <w:tcW w:w="1769" w:type="dxa"/>
+            <w:tcW w:w="1768" w:type="dxa"/>
             <w:tcBorders/>
             <w:shd w:color="auto" w:fill="auto" w:val="clear"/>
             <w:vAlign w:val="center"/>
@@ -16512,7 +16514,7 @@
         </w:tc>
         <w:tc>
           <w:tcPr>
-            <w:tcW w:w="8113" w:type="dxa"/>
+            <w:tcW w:w="8114" w:type="dxa"/>
             <w:tcBorders/>
             <w:shd w:color="auto" w:fill="auto" w:val="clear"/>
             <w:vAlign w:val="center"/>
@@ -16635,6 +16637,7 @@
           <w:color w:themeColor="text1" w:val="000000"/>
           <w:sz w:val="22"/>
           <w:szCs w:val="22"/>
+          <w:u w:val="single"/>
         </w:rPr>
       </w:r>
     </w:p>
@@ -20203,8 +20206,8 @@
       </w:tblPr>
       <w:tblGrid>
         <w:gridCol w:w="1011"/>
-        <w:gridCol w:w="2071"/>
-        <w:gridCol w:w="4660"/>
+        <w:gridCol w:w="2070"/>
+        <w:gridCol w:w="4661"/>
         <w:gridCol w:w="1096"/>
       </w:tblGrid>
       <w:tr>
@@ -20249,7 +20252,7 @@
         </w:tc>
         <w:tc>
           <w:tcPr>
-            <w:tcW w:w="2071" w:type="dxa"/>
+            <w:tcW w:w="2070" w:type="dxa"/>
             <w:tcBorders/>
             <w:shd w:color="auto" w:fill="auto" w:val="clear"/>
             <w:vAlign w:val="center"/>
@@ -20285,7 +20288,7 @@
         </w:tc>
         <w:tc>
           <w:tcPr>
-            <w:tcW w:w="4660" w:type="dxa"/>
+            <w:tcW w:w="4661" w:type="dxa"/>
             <w:tcBorders/>
             <w:shd w:color="auto" w:fill="auto" w:val="clear"/>
             <w:vAlign w:val="center"/>
@@ -20390,7 +20393,7 @@
         </w:tc>
         <w:tc>
           <w:tcPr>
-            <w:tcW w:w="2071" w:type="dxa"/>
+            <w:tcW w:w="2070" w:type="dxa"/>
             <w:tcBorders/>
             <w:shd w:color="auto" w:fill="auto" w:val="clear"/>
             <w:vAlign w:val="center"/>
@@ -20418,7 +20421,7 @@
         </w:tc>
         <w:tc>
           <w:tcPr>
-            <w:tcW w:w="4660" w:type="dxa"/>
+            <w:tcW w:w="4661" w:type="dxa"/>
             <w:tcBorders/>
             <w:shd w:color="auto" w:fill="auto" w:val="clear"/>
             <w:vAlign w:val="center"/>
@@ -20507,7 +20510,7 @@
         </w:tc>
         <w:tc>
           <w:tcPr>
-            <w:tcW w:w="2071" w:type="dxa"/>
+            <w:tcW w:w="2070" w:type="dxa"/>
             <w:tcBorders/>
             <w:shd w:color="auto" w:fill="auto" w:val="clear"/>
             <w:vAlign w:val="center"/>
@@ -20535,7 +20538,7 @@
         </w:tc>
         <w:tc>
           <w:tcPr>
-            <w:tcW w:w="4660" w:type="dxa"/>
+            <w:tcW w:w="4661" w:type="dxa"/>
             <w:tcBorders/>
             <w:shd w:color="auto" w:fill="auto" w:val="clear"/>
             <w:vAlign w:val="center"/>
@@ -20624,7 +20627,7 @@
         </w:tc>
         <w:tc>
           <w:tcPr>
-            <w:tcW w:w="2071" w:type="dxa"/>
+            <w:tcW w:w="2070" w:type="dxa"/>
             <w:tcBorders/>
             <w:shd w:color="auto" w:fill="auto" w:val="clear"/>
             <w:vAlign w:val="center"/>
@@ -20652,7 +20655,7 @@
         </w:tc>
         <w:tc>
           <w:tcPr>
-            <w:tcW w:w="4660" w:type="dxa"/>
+            <w:tcW w:w="4661" w:type="dxa"/>
             <w:tcBorders/>
             <w:shd w:color="auto" w:fill="auto" w:val="clear"/>
             <w:vAlign w:val="center"/>
@@ -20741,7 +20744,7 @@
         </w:tc>
         <w:tc>
           <w:tcPr>
-            <w:tcW w:w="2071" w:type="dxa"/>
+            <w:tcW w:w="2070" w:type="dxa"/>
             <w:tcBorders/>
             <w:shd w:color="auto" w:fill="auto" w:val="clear"/>
             <w:vAlign w:val="center"/>
@@ -20769,7 +20772,7 @@
         </w:tc>
         <w:tc>
           <w:tcPr>
-            <w:tcW w:w="4660" w:type="dxa"/>
+            <w:tcW w:w="4661" w:type="dxa"/>
             <w:tcBorders/>
             <w:shd w:color="auto" w:fill="auto" w:val="clear"/>
             <w:vAlign w:val="center"/>
@@ -20858,7 +20861,7 @@
         </w:tc>
         <w:tc>
           <w:tcPr>
-            <w:tcW w:w="2071" w:type="dxa"/>
+            <w:tcW w:w="2070" w:type="dxa"/>
             <w:tcBorders/>
             <w:shd w:color="auto" w:fill="auto" w:val="clear"/>
             <w:vAlign w:val="center"/>
@@ -20886,7 +20889,7 @@
         </w:tc>
         <w:tc>
           <w:tcPr>
-            <w:tcW w:w="4660" w:type="dxa"/>
+            <w:tcW w:w="4661" w:type="dxa"/>
             <w:tcBorders/>
             <w:shd w:color="auto" w:fill="auto" w:val="clear"/>
             <w:vAlign w:val="center"/>
@@ -20975,7 +20978,7 @@
         </w:tc>
         <w:tc>
           <w:tcPr>
-            <w:tcW w:w="2071" w:type="dxa"/>
+            <w:tcW w:w="2070" w:type="dxa"/>
             <w:tcBorders/>
             <w:shd w:color="auto" w:fill="auto" w:val="clear"/>
             <w:vAlign w:val="center"/>
@@ -21003,7 +21006,7 @@
         </w:tc>
         <w:tc>
           <w:tcPr>
-            <w:tcW w:w="4660" w:type="dxa"/>
+            <w:tcW w:w="4661" w:type="dxa"/>
             <w:tcBorders/>
             <w:shd w:color="auto" w:fill="auto" w:val="clear"/>
             <w:vAlign w:val="center"/>
@@ -21092,7 +21095,7 @@
         </w:tc>
         <w:tc>
           <w:tcPr>
-            <w:tcW w:w="2071" w:type="dxa"/>
+            <w:tcW w:w="2070" w:type="dxa"/>
             <w:tcBorders/>
             <w:shd w:color="auto" w:fill="auto" w:val="clear"/>
             <w:vAlign w:val="center"/>
@@ -21120,7 +21123,7 @@
         </w:tc>
         <w:tc>
           <w:tcPr>
-            <w:tcW w:w="4660" w:type="dxa"/>
+            <w:tcW w:w="4661" w:type="dxa"/>
             <w:tcBorders/>
             <w:shd w:color="auto" w:fill="auto" w:val="clear"/>
             <w:vAlign w:val="center"/>
@@ -21209,7 +21212,7 @@
         </w:tc>
         <w:tc>
           <w:tcPr>
-            <w:tcW w:w="2071" w:type="dxa"/>
+            <w:tcW w:w="2070" w:type="dxa"/>
             <w:tcBorders/>
             <w:shd w:color="auto" w:fill="auto" w:val="clear"/>
             <w:vAlign w:val="center"/>
@@ -21237,7 +21240,7 @@
         </w:tc>
         <w:tc>
           <w:tcPr>
-            <w:tcW w:w="4660" w:type="dxa"/>
+            <w:tcW w:w="4661" w:type="dxa"/>
             <w:tcBorders/>
             <w:shd w:color="auto" w:fill="auto" w:val="clear"/>
             <w:vAlign w:val="center"/>
@@ -21326,7 +21329,7 @@
         </w:tc>
         <w:tc>
           <w:tcPr>
-            <w:tcW w:w="2071" w:type="dxa"/>
+            <w:tcW w:w="2070" w:type="dxa"/>
             <w:tcBorders/>
             <w:shd w:color="auto" w:fill="auto" w:val="clear"/>
             <w:vAlign w:val="center"/>
@@ -21354,7 +21357,7 @@
         </w:tc>
         <w:tc>
           <w:tcPr>
-            <w:tcW w:w="4660" w:type="dxa"/>
+            <w:tcW w:w="4661" w:type="dxa"/>
             <w:tcBorders/>
             <w:shd w:color="auto" w:fill="auto" w:val="clear"/>
             <w:vAlign w:val="center"/>
@@ -21443,7 +21446,7 @@
         </w:tc>
         <w:tc>
           <w:tcPr>
-            <w:tcW w:w="2071" w:type="dxa"/>
+            <w:tcW w:w="2070" w:type="dxa"/>
             <w:tcBorders/>
             <w:shd w:color="auto" w:fill="auto" w:val="clear"/>
             <w:vAlign w:val="center"/>
@@ -21471,7 +21474,7 @@
         </w:tc>
         <w:tc>
           <w:tcPr>
-            <w:tcW w:w="4660" w:type="dxa"/>
+            <w:tcW w:w="4661" w:type="dxa"/>
             <w:tcBorders/>
             <w:shd w:color="auto" w:fill="auto" w:val="clear"/>
             <w:vAlign w:val="center"/>
@@ -21560,7 +21563,7 @@
         </w:tc>
         <w:tc>
           <w:tcPr>
-            <w:tcW w:w="2071" w:type="dxa"/>
+            <w:tcW w:w="2070" w:type="dxa"/>
             <w:tcBorders/>
             <w:shd w:color="auto" w:fill="auto" w:val="clear"/>
             <w:vAlign w:val="center"/>
@@ -21588,7 +21591,7 @@
         </w:tc>
         <w:tc>
           <w:tcPr>
-            <w:tcW w:w="4660" w:type="dxa"/>
+            <w:tcW w:w="4661" w:type="dxa"/>
             <w:tcBorders/>
             <w:shd w:color="auto" w:fill="auto" w:val="clear"/>
             <w:vAlign w:val="center"/>
@@ -21677,7 +21680,7 @@
         </w:tc>
         <w:tc>
           <w:tcPr>
-            <w:tcW w:w="2071" w:type="dxa"/>
+            <w:tcW w:w="2070" w:type="dxa"/>
             <w:tcBorders/>
             <w:shd w:color="auto" w:fill="auto" w:val="clear"/>
             <w:vAlign w:val="center"/>
@@ -21705,7 +21708,7 @@
         </w:tc>
         <w:tc>
           <w:tcPr>
-            <w:tcW w:w="4660" w:type="dxa"/>
+            <w:tcW w:w="4661" w:type="dxa"/>
             <w:tcBorders/>
             <w:shd w:color="auto" w:fill="auto" w:val="clear"/>
             <w:vAlign w:val="center"/>
@@ -21779,6 +21782,7 @@
           <w:rFonts w:cs="Arial" w:ascii="Arial" w:hAnsi="Arial"/>
           <w:sz w:val="22"/>
           <w:szCs w:val="22"/>
+          <w:highlight w:val="yellow"/>
         </w:rPr>
       </w:r>
     </w:p>
@@ -21808,18 +21812,7 @@
           <w:sz w:val="22"/>
           <w:szCs w:val="22"/>
         </w:rPr>
-        <w:t>Interpretacion</w:t>
-      </w:r>
-      <w:r>
-        <w:rPr>
-          <w:rFonts w:cs="Arial" w:ascii="Arial" w:hAnsi="Arial"/>
-          <w:b/>
-          <w:bCs/>
-          <w:color w:themeColor="text1" w:val="000000"/>
-          <w:sz w:val="22"/>
-          <w:szCs w:val="22"/>
-        </w:rPr>
-        <w:t>f</w:t>
+        <w:t>Interpretacionf</w:t>
       </w:r>
     </w:p>
     <w:p>
@@ -22199,7 +22192,7 @@
                 <w:szCs w:val="26"/>
                 <w:u w:val="none"/>
               </w:rPr>
-              <w:t>Diagrama</w:t>
+              <w:t xml:space="preserve">Diagrama  </w:t>
             </w:r>
             <w:r>
               <w:rPr>
@@ -22211,7 +22204,7 @@
                 <w:szCs w:val="26"/>
                 <w:u w:val="none"/>
               </w:rPr>
-              <w:t xml:space="preserve">  </w:t>
+              <w:fldChar w:fldCharType="begin"/>
             </w:r>
             <w:r>
               <w:rPr>
@@ -22223,7 +22216,7 @@
                 <w:szCs w:val="26"/>
                 <w:u w:val="none"/>
               </w:rPr>
-              <w:fldChar w:fldCharType="begin"/>
+              <w:instrText xml:space="preserve"> SEQ Diagrama \* ARABIC </w:instrText>
             </w:r>
             <w:r>
               <w:rPr>
@@ -22235,7 +22228,7 @@
                 <w:szCs w:val="26"/>
                 <w:u w:val="none"/>
               </w:rPr>
-              <w:instrText xml:space="preserve"> SEQ Diagrama \* ARABIC </w:instrText>
+              <w:fldChar w:fldCharType="separate"/>
             </w:r>
             <w:r>
               <w:rPr>
@@ -22247,7 +22240,7 @@
                 <w:szCs w:val="26"/>
                 <w:u w:val="none"/>
               </w:rPr>
-              <w:fldChar w:fldCharType="separate"/>
+              <w:t>2</w:t>
             </w:r>
             <w:r>
               <w:rPr>
@@ -22259,7 +22252,7 @@
                 <w:szCs w:val="26"/>
                 <w:u w:val="none"/>
               </w:rPr>
-              <w:t>2</w:t>
+              <w:fldChar w:fldCharType="end"/>
             </w:r>
             <w:r>
               <w:rPr>
@@ -22271,31 +22264,7 @@
                 <w:szCs w:val="26"/>
                 <w:u w:val="none"/>
               </w:rPr>
-              <w:fldChar w:fldCharType="end"/>
-            </w:r>
-            <w:r>
-              <w:rPr>
-                <w:b/>
-                <w:bCs/>
-                <w:i w:val="false"/>
-                <w:iCs w:val="false"/>
-                <w:sz w:val="26"/>
-                <w:szCs w:val="26"/>
-                <w:u w:val="none"/>
-              </w:rPr>
-              <w:t xml:space="preserve"> : </w:t>
-            </w:r>
-            <w:r>
-              <w:rPr>
-                <w:b/>
-                <w:bCs/>
-                <w:i w:val="false"/>
-                <w:iCs w:val="false"/>
-                <w:sz w:val="26"/>
-                <w:szCs w:val="26"/>
-                <w:u w:val="none"/>
-              </w:rPr>
-              <w:t xml:space="preserve">CU – Gestión de álbumes </w:t>
+              <w:t xml:space="preserve"> : CU – Gestión de álbumes </w:t>
             </w:r>
           </w:p>
         </w:tc>
@@ -22316,7 +22285,7 @@
           </w:tcPr>
           <w:p>
             <w:pPr>
-              <w:pStyle w:val="Contenidodelatabla"/>
+              <w:pStyle w:val="Contenidodelatablauser"/>
               <w:spacing w:before="160" w:after="160"/>
               <w:rPr/>
             </w:pPr>
@@ -22379,6 +22348,7 @@
           <w:numId w:val="0"/>
         </w:numPr>
         <w:spacing w:before="0" w:after="160"/>
+        <w:ind w:hanging="0" w:start="0"/>
         <w:rPr>
           <w:rFonts w:ascii="Arial" w:hAnsi="Arial" w:cs="Arial"/>
           <w:b/>
@@ -22390,9 +22360,12 @@
       </w:pPr>
       <w:r>
         <w:rPr>
+          <w:rFonts w:cs="Arial" w:ascii="Arial" w:hAnsi="Arial"/>
           <w:b/>
           <w:bCs/>
           <w:color w:themeColor="text1" w:val="000000"/>
+          <w:sz w:val="22"/>
+          <w:szCs w:val="22"/>
         </w:rPr>
       </w:r>
     </w:p>
@@ -22418,16 +22391,7 @@
           <w:bCs/>
           <w:color w:themeColor="text1" w:val="000000"/>
         </w:rPr>
-        <w:t>Inter</w:t>
-      </w:r>
-      <w:r>
-        <w:rPr>
-          <w:rFonts w:ascii="Arial" w:hAnsi="Arial"/>
-          <w:b/>
-          <w:bCs/>
-          <w:color w:themeColor="text1" w:val="000000"/>
-        </w:rPr>
-        <w:t xml:space="preserve">pretación </w:t>
+        <w:t xml:space="preserve">Interpretación </w:t>
       </w:r>
     </w:p>
     <w:p>
@@ -22555,7 +22519,7 @@
                 <w:szCs w:val="26"/>
                 <w:u w:val="none"/>
               </w:rPr>
-              <w:t>Diagrama</w:t>
+              <w:t xml:space="preserve">Diagrama  </w:t>
             </w:r>
             <w:r>
               <w:rPr>
@@ -22567,7 +22531,7 @@
                 <w:szCs w:val="26"/>
                 <w:u w:val="none"/>
               </w:rPr>
-              <w:t xml:space="preserve">  </w:t>
+              <w:fldChar w:fldCharType="begin"/>
             </w:r>
             <w:r>
               <w:rPr>
@@ -22579,7 +22543,7 @@
                 <w:szCs w:val="26"/>
                 <w:u w:val="none"/>
               </w:rPr>
-              <w:fldChar w:fldCharType="begin"/>
+              <w:instrText xml:space="preserve"> SEQ Diagrama \* ARABIC </w:instrText>
             </w:r>
             <w:r>
               <w:rPr>
@@ -22591,7 +22555,7 @@
                 <w:szCs w:val="26"/>
                 <w:u w:val="none"/>
               </w:rPr>
-              <w:instrText xml:space="preserve"> SEQ Diagrama \* ARABIC </w:instrText>
+              <w:fldChar w:fldCharType="separate"/>
             </w:r>
             <w:r>
               <w:rPr>
@@ -22603,7 +22567,7 @@
                 <w:szCs w:val="26"/>
                 <w:u w:val="none"/>
               </w:rPr>
-              <w:fldChar w:fldCharType="separate"/>
+              <w:t>3</w:t>
             </w:r>
             <w:r>
               <w:rPr>
@@ -22615,7 +22579,7 @@
                 <w:szCs w:val="26"/>
                 <w:u w:val="none"/>
               </w:rPr>
-              <w:t>3</w:t>
+              <w:fldChar w:fldCharType="end"/>
             </w:r>
             <w:r>
               <w:rPr>
@@ -22627,31 +22591,7 @@
                 <w:szCs w:val="26"/>
                 <w:u w:val="none"/>
               </w:rPr>
-              <w:fldChar w:fldCharType="end"/>
-            </w:r>
-            <w:r>
-              <w:rPr>
-                <w:b/>
-                <w:bCs/>
-                <w:i w:val="false"/>
-                <w:iCs w:val="false"/>
-                <w:sz w:val="26"/>
-                <w:szCs w:val="26"/>
-                <w:u w:val="none"/>
-              </w:rPr>
-              <w:t xml:space="preserve"> : </w:t>
-            </w:r>
-            <w:r>
-              <w:rPr>
-                <w:b/>
-                <w:bCs/>
-                <w:i w:val="false"/>
-                <w:iCs w:val="false"/>
-                <w:sz w:val="26"/>
-                <w:szCs w:val="26"/>
-                <w:u w:val="none"/>
-              </w:rPr>
-              <w:t>CU – Gestión de canciones</w:t>
+              <w:t xml:space="preserve"> : CU – Gestión de canciones</w:t>
             </w:r>
           </w:p>
         </w:tc>
@@ -22672,7 +22612,7 @@
           </w:tcPr>
           <w:p>
             <w:pPr>
-              <w:pStyle w:val="Contenidodelatabla"/>
+              <w:pStyle w:val="Contenidodelatablauser"/>
               <w:spacing w:before="160" w:after="160"/>
               <w:rPr/>
             </w:pPr>
@@ -22744,7 +22684,6 @@
           <w:rFonts w:cs="Arial" w:ascii="Arial" w:hAnsi="Arial"/>
           <w:sz w:val="22"/>
           <w:szCs w:val="22"/>
-          <w:shd w:fill="FF0000" w:val="clear"/>
         </w:rPr>
       </w:r>
     </w:p>
@@ -22898,7 +22837,7 @@
                 <w:szCs w:val="26"/>
                 <w:u w:val="none"/>
               </w:rPr>
-              <w:t>Diagrama</w:t>
+              <w:t xml:space="preserve">Diagrama  </w:t>
             </w:r>
             <w:r>
               <w:rPr>
@@ -22910,7 +22849,7 @@
                 <w:szCs w:val="26"/>
                 <w:u w:val="none"/>
               </w:rPr>
-              <w:t xml:space="preserve">  </w:t>
+              <w:fldChar w:fldCharType="begin"/>
             </w:r>
             <w:r>
               <w:rPr>
@@ -22922,7 +22861,7 @@
                 <w:szCs w:val="26"/>
                 <w:u w:val="none"/>
               </w:rPr>
-              <w:fldChar w:fldCharType="begin"/>
+              <w:instrText xml:space="preserve"> SEQ Diagrama \* ARABIC </w:instrText>
             </w:r>
             <w:r>
               <w:rPr>
@@ -22934,7 +22873,7 @@
                 <w:szCs w:val="26"/>
                 <w:u w:val="none"/>
               </w:rPr>
-              <w:instrText xml:space="preserve"> SEQ Diagrama \* ARABIC </w:instrText>
+              <w:fldChar w:fldCharType="separate"/>
             </w:r>
             <w:r>
               <w:rPr>
@@ -22946,7 +22885,7 @@
                 <w:szCs w:val="26"/>
                 <w:u w:val="none"/>
               </w:rPr>
-              <w:fldChar w:fldCharType="separate"/>
+              <w:t>4</w:t>
             </w:r>
             <w:r>
               <w:rPr>
@@ -22958,7 +22897,7 @@
                 <w:szCs w:val="26"/>
                 <w:u w:val="none"/>
               </w:rPr>
-              <w:t>4</w:t>
+              <w:fldChar w:fldCharType="end"/>
             </w:r>
             <w:r>
               <w:rPr>
@@ -22970,31 +22909,7 @@
                 <w:szCs w:val="26"/>
                 <w:u w:val="none"/>
               </w:rPr>
-              <w:fldChar w:fldCharType="end"/>
-            </w:r>
-            <w:r>
-              <w:rPr>
-                <w:b/>
-                <w:bCs/>
-                <w:i w:val="false"/>
-                <w:iCs w:val="false"/>
-                <w:sz w:val="26"/>
-                <w:szCs w:val="26"/>
-                <w:u w:val="none"/>
-              </w:rPr>
-              <w:t xml:space="preserve"> : </w:t>
-            </w:r>
-            <w:r>
-              <w:rPr>
-                <w:b/>
-                <w:bCs/>
-                <w:i w:val="false"/>
-                <w:iCs w:val="false"/>
-                <w:sz w:val="26"/>
-                <w:szCs w:val="26"/>
-                <w:u w:val="none"/>
-              </w:rPr>
-              <w:t>CU – Gestión de Bandas</w:t>
+              <w:t xml:space="preserve"> : CU – Gestión de Bandas</w:t>
             </w:r>
           </w:p>
         </w:tc>
@@ -23015,7 +22930,7 @@
           </w:tcPr>
           <w:p>
             <w:pPr>
-              <w:pStyle w:val="Contenidodelatabla"/>
+              <w:pStyle w:val="Contenidodelatablauser"/>
               <w:spacing w:before="160" w:after="160"/>
               <w:rPr/>
             </w:pPr>
@@ -23087,7 +23002,6 @@
           <w:rFonts w:cs="Arial" w:ascii="Arial" w:hAnsi="Arial"/>
           <w:sz w:val="22"/>
           <w:szCs w:val="22"/>
-          <w:shd w:fill="FF0000" w:val="clear"/>
         </w:rPr>
       </w:r>
     </w:p>
@@ -23241,7 +23155,7 @@
                 <w:szCs w:val="26"/>
                 <w:u w:val="none"/>
               </w:rPr>
-              <w:t>Diagrama</w:t>
+              <w:t xml:space="preserve">Diagrama  </w:t>
             </w:r>
             <w:r>
               <w:rPr>
@@ -23253,7 +23167,7 @@
                 <w:szCs w:val="26"/>
                 <w:u w:val="none"/>
               </w:rPr>
-              <w:t xml:space="preserve">  </w:t>
+              <w:fldChar w:fldCharType="begin"/>
             </w:r>
             <w:r>
               <w:rPr>
@@ -23265,7 +23179,7 @@
                 <w:szCs w:val="26"/>
                 <w:u w:val="none"/>
               </w:rPr>
-              <w:fldChar w:fldCharType="begin"/>
+              <w:instrText xml:space="preserve"> SEQ Diagrama \* ARABIC </w:instrText>
             </w:r>
             <w:r>
               <w:rPr>
@@ -23277,7 +23191,7 @@
                 <w:szCs w:val="26"/>
                 <w:u w:val="none"/>
               </w:rPr>
-              <w:instrText xml:space="preserve"> SEQ Diagrama \* ARABIC </w:instrText>
+              <w:fldChar w:fldCharType="separate"/>
             </w:r>
             <w:r>
               <w:rPr>
@@ -23289,7 +23203,7 @@
                 <w:szCs w:val="26"/>
                 <w:u w:val="none"/>
               </w:rPr>
-              <w:fldChar w:fldCharType="separate"/>
+              <w:t>5</w:t>
             </w:r>
             <w:r>
               <w:rPr>
@@ -23301,7 +23215,7 @@
                 <w:szCs w:val="26"/>
                 <w:u w:val="none"/>
               </w:rPr>
-              <w:t>5</w:t>
+              <w:fldChar w:fldCharType="end"/>
             </w:r>
             <w:r>
               <w:rPr>
@@ -23313,31 +23227,7 @@
                 <w:szCs w:val="26"/>
                 <w:u w:val="none"/>
               </w:rPr>
-              <w:fldChar w:fldCharType="end"/>
-            </w:r>
-            <w:r>
-              <w:rPr>
-                <w:b/>
-                <w:bCs/>
-                <w:i w:val="false"/>
-                <w:iCs w:val="false"/>
-                <w:sz w:val="26"/>
-                <w:szCs w:val="26"/>
-                <w:u w:val="none"/>
-              </w:rPr>
-              <w:t xml:space="preserve"> : </w:t>
-            </w:r>
-            <w:r>
-              <w:rPr>
-                <w:b/>
-                <w:bCs/>
-                <w:i w:val="false"/>
-                <w:iCs w:val="false"/>
-                <w:sz w:val="26"/>
-                <w:szCs w:val="26"/>
-                <w:u w:val="none"/>
-              </w:rPr>
-              <w:t>CU – Acceso</w:t>
+              <w:t xml:space="preserve"> : CU – Acceso</w:t>
             </w:r>
           </w:p>
         </w:tc>
@@ -23358,7 +23248,7 @@
           </w:tcPr>
           <w:p>
             <w:pPr>
-              <w:pStyle w:val="Contenidodelatabla"/>
+              <w:pStyle w:val="Contenidodelatablauser"/>
               <w:spacing w:before="160" w:after="160"/>
               <w:rPr/>
             </w:pPr>
@@ -23430,7 +23320,6 @@
           <w:rFonts w:cs="Arial" w:ascii="Arial" w:hAnsi="Arial"/>
           <w:sz w:val="22"/>
           <w:szCs w:val="22"/>
-          <w:shd w:fill="FF0000" w:val="clear"/>
         </w:rPr>
       </w:r>
     </w:p>
@@ -23451,7 +23340,6 @@
           <w:rFonts w:cs="Arial" w:ascii="Arial" w:hAnsi="Arial"/>
           <w:sz w:val="22"/>
           <w:szCs w:val="22"/>
-          <w:shd w:fill="FF0000" w:val="clear"/>
         </w:rPr>
       </w:r>
     </w:p>
@@ -23721,189 +23609,7 @@
           <w:sz w:val="22"/>
           <w:szCs w:val="22"/>
         </w:rPr>
-        <w:t>R</w:t>
-      </w:r>
-      <w:r>
-        <w:rPr>
-          <w:rFonts w:cs="Arial" w:ascii="Arial" w:hAnsi="Arial"/>
-          <w:b/>
-          <w:bCs/>
-          <w:i/>
-          <w:iCs/>
-          <w:color w:val="666666"/>
-          <w:sz w:val="22"/>
-          <w:szCs w:val="22"/>
-        </w:rPr>
-        <w:t>e</w:t>
-      </w:r>
-      <w:r>
-        <w:rPr>
-          <w:rFonts w:cs="Arial" w:ascii="Arial" w:hAnsi="Arial"/>
-          <w:b/>
-          <w:bCs/>
-          <w:i/>
-          <w:iCs/>
-          <w:color w:val="666666"/>
-          <w:sz w:val="22"/>
-          <w:szCs w:val="22"/>
-        </w:rPr>
-        <w:t>g</w:t>
-      </w:r>
-      <w:r>
-        <w:rPr>
-          <w:rFonts w:cs="Arial" w:ascii="Arial" w:hAnsi="Arial"/>
-          <w:b/>
-          <w:bCs/>
-          <w:i/>
-          <w:iCs/>
-          <w:color w:val="666666"/>
-          <w:sz w:val="22"/>
-          <w:szCs w:val="22"/>
-        </w:rPr>
-        <w:t>l</w:t>
-      </w:r>
-      <w:r>
-        <w:rPr>
-          <w:rFonts w:cs="Arial" w:ascii="Arial" w:hAnsi="Arial"/>
-          <w:b/>
-          <w:bCs/>
-          <w:i/>
-          <w:iCs/>
-          <w:color w:val="666666"/>
-          <w:sz w:val="22"/>
-          <w:szCs w:val="22"/>
-        </w:rPr>
-        <w:t>a</w:t>
-      </w:r>
-      <w:r>
-        <w:rPr>
-          <w:rFonts w:cs="Arial" w:ascii="Arial" w:hAnsi="Arial"/>
-          <w:b/>
-          <w:bCs/>
-          <w:i/>
-          <w:iCs/>
-          <w:color w:val="666666"/>
-          <w:sz w:val="22"/>
-          <w:szCs w:val="22"/>
-        </w:rPr>
-        <w:t xml:space="preserve">s </w:t>
-      </w:r>
-      <w:r>
-        <w:rPr>
-          <w:rFonts w:cs="Arial" w:ascii="Arial" w:hAnsi="Arial"/>
-          <w:b/>
-          <w:bCs/>
-          <w:i/>
-          <w:iCs/>
-          <w:color w:val="666666"/>
-          <w:sz w:val="22"/>
-          <w:szCs w:val="22"/>
-        </w:rPr>
-        <w:t>d</w:t>
-      </w:r>
-      <w:r>
-        <w:rPr>
-          <w:rFonts w:cs="Arial" w:ascii="Arial" w:hAnsi="Arial"/>
-          <w:b/>
-          <w:bCs/>
-          <w:i/>
-          <w:iCs/>
-          <w:color w:val="666666"/>
-          <w:sz w:val="22"/>
-          <w:szCs w:val="22"/>
-        </w:rPr>
-        <w:t xml:space="preserve">e </w:t>
-      </w:r>
-      <w:r>
-        <w:rPr>
-          <w:rFonts w:cs="Arial" w:ascii="Arial" w:hAnsi="Arial"/>
-          <w:b/>
-          <w:bCs/>
-          <w:i/>
-          <w:iCs/>
-          <w:color w:val="666666"/>
-          <w:sz w:val="22"/>
-          <w:szCs w:val="22"/>
-        </w:rPr>
-        <w:t>n</w:t>
-      </w:r>
-      <w:r>
-        <w:rPr>
-          <w:rFonts w:cs="Arial" w:ascii="Arial" w:hAnsi="Arial"/>
-          <w:b/>
-          <w:bCs/>
-          <w:i/>
-          <w:iCs/>
-          <w:color w:val="666666"/>
-          <w:sz w:val="22"/>
-          <w:szCs w:val="22"/>
-        </w:rPr>
-        <w:t>e</w:t>
-      </w:r>
-      <w:r>
-        <w:rPr>
-          <w:rFonts w:cs="Arial" w:ascii="Arial" w:hAnsi="Arial"/>
-          <w:b/>
-          <w:bCs/>
-          <w:i/>
-          <w:iCs/>
-          <w:color w:val="666666"/>
-          <w:sz w:val="22"/>
-          <w:szCs w:val="22"/>
-        </w:rPr>
-        <w:t>g</w:t>
-      </w:r>
-      <w:r>
-        <w:rPr>
-          <w:rFonts w:cs="Arial" w:ascii="Arial" w:hAnsi="Arial"/>
-          <w:b/>
-          <w:bCs/>
-          <w:i/>
-          <w:iCs/>
-          <w:color w:val="666666"/>
-          <w:sz w:val="22"/>
-          <w:szCs w:val="22"/>
-        </w:rPr>
-        <w:t>o</w:t>
-      </w:r>
-      <w:r>
-        <w:rPr>
-          <w:rFonts w:cs="Arial" w:ascii="Arial" w:hAnsi="Arial"/>
-          <w:b/>
-          <w:bCs/>
-          <w:i/>
-          <w:iCs/>
-          <w:color w:val="666666"/>
-          <w:sz w:val="22"/>
-          <w:szCs w:val="22"/>
-        </w:rPr>
-        <w:t>c</w:t>
-      </w:r>
-      <w:r>
-        <w:rPr>
-          <w:rFonts w:cs="Arial" w:ascii="Arial" w:hAnsi="Arial"/>
-          <w:b/>
-          <w:bCs/>
-          <w:i/>
-          <w:iCs/>
-          <w:color w:val="666666"/>
-          <w:sz w:val="22"/>
-          <w:szCs w:val="22"/>
-        </w:rPr>
-        <w:t>i</w:t>
-      </w:r>
-      <w:r>
-        <w:rPr>
-          <w:rFonts w:cs="Arial" w:ascii="Arial" w:hAnsi="Arial"/>
-          <w:b/>
-          <w:bCs/>
-          <w:i/>
-          <w:iCs/>
-          <w:color w:val="666666"/>
-          <w:sz w:val="22"/>
-          <w:szCs w:val="22"/>
-        </w:rPr>
-        <w:t>o</w:t>
+        <w:t>Reglas de negocio</w:t>
       </w:r>
       <w:r>
         <w:rPr>
@@ -23934,8 +23640,8 @@
         <w:tblLook w:val="04a0" w:noHBand="0" w:noVBand="1" w:firstColumn="1" w:lastRow="0" w:lastColumn="0" w:firstRow="1"/>
       </w:tblPr>
       <w:tblGrid>
-        <w:gridCol w:w="1769"/>
-        <w:gridCol w:w="8113"/>
+        <w:gridCol w:w="1768"/>
+        <w:gridCol w:w="8114"/>
       </w:tblGrid>
       <w:tr>
         <w:trPr>
@@ -23943,7 +23649,7 @@
         </w:trPr>
         <w:tc>
           <w:tcPr>
-            <w:tcW w:w="1769" w:type="dxa"/>
+            <w:tcW w:w="1768" w:type="dxa"/>
             <w:tcBorders/>
             <w:shd w:color="auto" w:fill="auto" w:val="clear"/>
             <w:vAlign w:val="center"/>
@@ -23979,7 +23685,7 @@
         </w:tc>
         <w:tc>
           <w:tcPr>
-            <w:tcW w:w="8113" w:type="dxa"/>
+            <w:tcW w:w="8114" w:type="dxa"/>
             <w:tcBorders/>
             <w:shd w:color="auto" w:fill="auto" w:val="clear"/>
             <w:vAlign w:val="center"/>
@@ -24020,7 +23726,7 @@
         </w:trPr>
         <w:tc>
           <w:tcPr>
-            <w:tcW w:w="1769" w:type="dxa"/>
+            <w:tcW w:w="1768" w:type="dxa"/>
             <w:tcBorders/>
             <w:shd w:color="auto" w:fill="auto" w:val="clear"/>
             <w:vAlign w:val="center"/>
@@ -24053,7 +23759,7 @@
         </w:tc>
         <w:tc>
           <w:tcPr>
-            <w:tcW w:w="8113" w:type="dxa"/>
+            <w:tcW w:w="8114" w:type="dxa"/>
             <w:tcBorders/>
             <w:shd w:color="auto" w:fill="auto" w:val="clear"/>
             <w:vAlign w:val="center"/>
@@ -24091,7 +23797,7 @@
         </w:trPr>
         <w:tc>
           <w:tcPr>
-            <w:tcW w:w="1769" w:type="dxa"/>
+            <w:tcW w:w="1768" w:type="dxa"/>
             <w:tcBorders/>
             <w:shd w:color="auto" w:fill="auto" w:val="clear"/>
             <w:vAlign w:val="center"/>
@@ -24124,7 +23830,7 @@
         </w:tc>
         <w:tc>
           <w:tcPr>
-            <w:tcW w:w="8113" w:type="dxa"/>
+            <w:tcW w:w="8114" w:type="dxa"/>
             <w:tcBorders/>
             <w:shd w:color="auto" w:fill="auto" w:val="clear"/>
             <w:vAlign w:val="center"/>
@@ -24162,7 +23868,7 @@
         </w:trPr>
         <w:tc>
           <w:tcPr>
-            <w:tcW w:w="1769" w:type="dxa"/>
+            <w:tcW w:w="1768" w:type="dxa"/>
             <w:tcBorders/>
             <w:shd w:color="auto" w:fill="auto" w:val="clear"/>
             <w:vAlign w:val="center"/>
@@ -24195,7 +23901,7 @@
         </w:tc>
         <w:tc>
           <w:tcPr>
-            <w:tcW w:w="8113" w:type="dxa"/>
+            <w:tcW w:w="8114" w:type="dxa"/>
             <w:tcBorders/>
             <w:shd w:color="auto" w:fill="auto" w:val="clear"/>
             <w:vAlign w:val="center"/>
@@ -24233,7 +23939,7 @@
         </w:trPr>
         <w:tc>
           <w:tcPr>
-            <w:tcW w:w="1769" w:type="dxa"/>
+            <w:tcW w:w="1768" w:type="dxa"/>
             <w:tcBorders/>
             <w:shd w:color="auto" w:fill="auto" w:val="clear"/>
             <w:vAlign w:val="center"/>
@@ -24266,7 +23972,7 @@
         </w:tc>
         <w:tc>
           <w:tcPr>
-            <w:tcW w:w="8113" w:type="dxa"/>
+            <w:tcW w:w="8114" w:type="dxa"/>
             <w:tcBorders/>
             <w:shd w:color="auto" w:fill="auto" w:val="clear"/>
             <w:vAlign w:val="center"/>
@@ -24304,7 +24010,7 @@
         </w:trPr>
         <w:tc>
           <w:tcPr>
-            <w:tcW w:w="1769" w:type="dxa"/>
+            <w:tcW w:w="1768" w:type="dxa"/>
             <w:tcBorders/>
             <w:shd w:color="auto" w:fill="auto" w:val="clear"/>
             <w:vAlign w:val="center"/>
@@ -24337,7 +24043,7 @@
         </w:tc>
         <w:tc>
           <w:tcPr>
-            <w:tcW w:w="8113" w:type="dxa"/>
+            <w:tcW w:w="8114" w:type="dxa"/>
             <w:tcBorders/>
             <w:shd w:color="auto" w:fill="auto" w:val="clear"/>
             <w:vAlign w:val="center"/>
@@ -24375,7 +24081,7 @@
         </w:trPr>
         <w:tc>
           <w:tcPr>
-            <w:tcW w:w="1769" w:type="dxa"/>
+            <w:tcW w:w="1768" w:type="dxa"/>
             <w:tcBorders/>
             <w:shd w:color="auto" w:fill="auto" w:val="clear"/>
             <w:vAlign w:val="center"/>
@@ -24408,7 +24114,7 @@
         </w:tc>
         <w:tc>
           <w:tcPr>
-            <w:tcW w:w="8113" w:type="dxa"/>
+            <w:tcW w:w="8114" w:type="dxa"/>
             <w:tcBorders/>
             <w:shd w:color="auto" w:fill="auto" w:val="clear"/>
             <w:vAlign w:val="center"/>
@@ -24446,7 +24152,7 @@
         </w:trPr>
         <w:tc>
           <w:tcPr>
-            <w:tcW w:w="1769" w:type="dxa"/>
+            <w:tcW w:w="1768" w:type="dxa"/>
             <w:tcBorders/>
             <w:shd w:color="auto" w:fill="auto" w:val="clear"/>
             <w:vAlign w:val="center"/>
@@ -24479,7 +24185,7 @@
         </w:tc>
         <w:tc>
           <w:tcPr>
-            <w:tcW w:w="8113" w:type="dxa"/>
+            <w:tcW w:w="8114" w:type="dxa"/>
             <w:tcBorders/>
             <w:shd w:color="auto" w:fill="auto" w:val="clear"/>
             <w:vAlign w:val="center"/>
@@ -24517,7 +24223,7 @@
         </w:trPr>
         <w:tc>
           <w:tcPr>
-            <w:tcW w:w="1769" w:type="dxa"/>
+            <w:tcW w:w="1768" w:type="dxa"/>
             <w:tcBorders/>
             <w:shd w:color="auto" w:fill="auto" w:val="clear"/>
             <w:vAlign w:val="center"/>
@@ -24550,7 +24256,7 @@
         </w:tc>
         <w:tc>
           <w:tcPr>
-            <w:tcW w:w="8113" w:type="dxa"/>
+            <w:tcW w:w="8114" w:type="dxa"/>
             <w:tcBorders/>
             <w:shd w:color="auto" w:fill="auto" w:val="clear"/>
             <w:vAlign w:val="center"/>
@@ -24588,7 +24294,7 @@
         </w:trPr>
         <w:tc>
           <w:tcPr>
-            <w:tcW w:w="1769" w:type="dxa"/>
+            <w:tcW w:w="1768" w:type="dxa"/>
             <w:tcBorders/>
             <w:shd w:color="auto" w:fill="auto" w:val="clear"/>
             <w:vAlign w:val="center"/>
@@ -24621,7 +24327,7 @@
         </w:tc>
         <w:tc>
           <w:tcPr>
-            <w:tcW w:w="8113" w:type="dxa"/>
+            <w:tcW w:w="8114" w:type="dxa"/>
             <w:tcBorders/>
             <w:shd w:color="auto" w:fill="auto" w:val="clear"/>
             <w:vAlign w:val="center"/>
@@ -24659,7 +24365,7 @@
         </w:trPr>
         <w:tc>
           <w:tcPr>
-            <w:tcW w:w="1769" w:type="dxa"/>
+            <w:tcW w:w="1768" w:type="dxa"/>
             <w:tcBorders/>
             <w:shd w:color="auto" w:fill="auto" w:val="clear"/>
             <w:vAlign w:val="center"/>
@@ -24692,7 +24398,7 @@
         </w:tc>
         <w:tc>
           <w:tcPr>
-            <w:tcW w:w="8113" w:type="dxa"/>
+            <w:tcW w:w="8114" w:type="dxa"/>
             <w:tcBorders/>
             <w:shd w:color="auto" w:fill="auto" w:val="clear"/>
             <w:vAlign w:val="center"/>
@@ -24730,7 +24436,7 @@
         </w:trPr>
         <w:tc>
           <w:tcPr>
-            <w:tcW w:w="1769" w:type="dxa"/>
+            <w:tcW w:w="1768" w:type="dxa"/>
             <w:tcBorders/>
             <w:shd w:color="auto" w:fill="auto" w:val="clear"/>
             <w:vAlign w:val="center"/>
@@ -24763,7 +24469,7 @@
         </w:tc>
         <w:tc>
           <w:tcPr>
-            <w:tcW w:w="8113" w:type="dxa"/>
+            <w:tcW w:w="8114" w:type="dxa"/>
             <w:tcBorders/>
             <w:shd w:color="auto" w:fill="auto" w:val="clear"/>
             <w:vAlign w:val="center"/>
@@ -24801,7 +24507,7 @@
         </w:trPr>
         <w:tc>
           <w:tcPr>
-            <w:tcW w:w="1769" w:type="dxa"/>
+            <w:tcW w:w="1768" w:type="dxa"/>
             <w:tcBorders/>
             <w:shd w:color="auto" w:fill="auto" w:val="clear"/>
             <w:vAlign w:val="center"/>
@@ -24834,7 +24540,7 @@
         </w:tc>
         <w:tc>
           <w:tcPr>
-            <w:tcW w:w="8113" w:type="dxa"/>
+            <w:tcW w:w="8114" w:type="dxa"/>
             <w:tcBorders/>
             <w:shd w:color="auto" w:fill="auto" w:val="clear"/>
             <w:vAlign w:val="center"/>
@@ -24872,7 +24578,7 @@
         </w:trPr>
         <w:tc>
           <w:tcPr>
-            <w:tcW w:w="1769" w:type="dxa"/>
+            <w:tcW w:w="1768" w:type="dxa"/>
             <w:tcBorders/>
             <w:shd w:color="auto" w:fill="auto" w:val="clear"/>
             <w:vAlign w:val="center"/>
@@ -24905,7 +24611,7 @@
         </w:tc>
         <w:tc>
           <w:tcPr>
-            <w:tcW w:w="8113" w:type="dxa"/>
+            <w:tcW w:w="8114" w:type="dxa"/>
             <w:tcBorders/>
             <w:shd w:color="auto" w:fill="auto" w:val="clear"/>
             <w:vAlign w:val="center"/>
@@ -24943,7 +24649,7 @@
         </w:trPr>
         <w:tc>
           <w:tcPr>
-            <w:tcW w:w="1769" w:type="dxa"/>
+            <w:tcW w:w="1768" w:type="dxa"/>
             <w:tcBorders/>
             <w:shd w:color="auto" w:fill="auto" w:val="clear"/>
             <w:vAlign w:val="center"/>
@@ -24976,7 +24682,7 @@
         </w:tc>
         <w:tc>
           <w:tcPr>
-            <w:tcW w:w="8113" w:type="dxa"/>
+            <w:tcW w:w="8114" w:type="dxa"/>
             <w:tcBorders/>
             <w:shd w:color="auto" w:fill="auto" w:val="clear"/>
             <w:vAlign w:val="center"/>
@@ -25014,7 +24720,7 @@
         </w:trPr>
         <w:tc>
           <w:tcPr>
-            <w:tcW w:w="1769" w:type="dxa"/>
+            <w:tcW w:w="1768" w:type="dxa"/>
             <w:tcBorders/>
             <w:shd w:color="auto" w:fill="auto" w:val="clear"/>
             <w:vAlign w:val="center"/>
@@ -25047,7 +24753,7 @@
         </w:tc>
         <w:tc>
           <w:tcPr>
-            <w:tcW w:w="8113" w:type="dxa"/>
+            <w:tcW w:w="8114" w:type="dxa"/>
             <w:tcBorders/>
             <w:shd w:color="auto" w:fill="auto" w:val="clear"/>
             <w:vAlign w:val="center"/>
@@ -25085,7 +24791,7 @@
         </w:trPr>
         <w:tc>
           <w:tcPr>
-            <w:tcW w:w="1769" w:type="dxa"/>
+            <w:tcW w:w="1768" w:type="dxa"/>
             <w:tcBorders/>
             <w:shd w:color="auto" w:fill="auto" w:val="clear"/>
             <w:vAlign w:val="center"/>
@@ -25118,7 +24824,7 @@
         </w:tc>
         <w:tc>
           <w:tcPr>
-            <w:tcW w:w="8113" w:type="dxa"/>
+            <w:tcW w:w="8114" w:type="dxa"/>
             <w:tcBorders/>
             <w:shd w:color="auto" w:fill="auto" w:val="clear"/>
             <w:vAlign w:val="center"/>
@@ -25156,7 +24862,7 @@
         </w:trPr>
         <w:tc>
           <w:tcPr>
-            <w:tcW w:w="1769" w:type="dxa"/>
+            <w:tcW w:w="1768" w:type="dxa"/>
             <w:tcBorders/>
             <w:shd w:color="auto" w:fill="auto" w:val="clear"/>
             <w:vAlign w:val="center"/>
@@ -25189,7 +24895,7 @@
         </w:tc>
         <w:tc>
           <w:tcPr>
-            <w:tcW w:w="8113" w:type="dxa"/>
+            <w:tcW w:w="8114" w:type="dxa"/>
             <w:tcBorders/>
             <w:shd w:color="auto" w:fill="auto" w:val="clear"/>
             <w:vAlign w:val="center"/>
@@ -25227,7 +24933,7 @@
         </w:trPr>
         <w:tc>
           <w:tcPr>
-            <w:tcW w:w="1769" w:type="dxa"/>
+            <w:tcW w:w="1768" w:type="dxa"/>
             <w:tcBorders/>
             <w:shd w:color="auto" w:fill="auto" w:val="clear"/>
             <w:vAlign w:val="center"/>
@@ -25260,7 +24966,7 @@
         </w:tc>
         <w:tc>
           <w:tcPr>
-            <w:tcW w:w="8113" w:type="dxa"/>
+            <w:tcW w:w="8114" w:type="dxa"/>
             <w:tcBorders/>
             <w:shd w:color="auto" w:fill="auto" w:val="clear"/>
             <w:vAlign w:val="center"/>
@@ -25298,7 +25004,7 @@
         </w:trPr>
         <w:tc>
           <w:tcPr>
-            <w:tcW w:w="1769" w:type="dxa"/>
+            <w:tcW w:w="1768" w:type="dxa"/>
             <w:tcBorders/>
             <w:shd w:color="auto" w:fill="auto" w:val="clear"/>
             <w:vAlign w:val="center"/>
@@ -25331,7 +25037,7 @@
         </w:tc>
         <w:tc>
           <w:tcPr>
-            <w:tcW w:w="8113" w:type="dxa"/>
+            <w:tcW w:w="8114" w:type="dxa"/>
             <w:tcBorders/>
             <w:shd w:color="auto" w:fill="auto" w:val="clear"/>
             <w:vAlign w:val="center"/>
@@ -25369,7 +25075,7 @@
         </w:trPr>
         <w:tc>
           <w:tcPr>
-            <w:tcW w:w="1769" w:type="dxa"/>
+            <w:tcW w:w="1768" w:type="dxa"/>
             <w:tcBorders/>
             <w:shd w:color="auto" w:fill="auto" w:val="clear"/>
             <w:vAlign w:val="center"/>
@@ -25402,7 +25108,7 @@
         </w:tc>
         <w:tc>
           <w:tcPr>
-            <w:tcW w:w="8113" w:type="dxa"/>
+            <w:tcW w:w="8114" w:type="dxa"/>
             <w:tcBorders/>
             <w:shd w:color="auto" w:fill="auto" w:val="clear"/>
             <w:vAlign w:val="center"/>
@@ -25440,7 +25146,7 @@
         </w:trPr>
         <w:tc>
           <w:tcPr>
-            <w:tcW w:w="1769" w:type="dxa"/>
+            <w:tcW w:w="1768" w:type="dxa"/>
             <w:tcBorders/>
             <w:shd w:color="auto" w:fill="auto" w:val="clear"/>
             <w:vAlign w:val="center"/>
@@ -25473,7 +25179,7 @@
         </w:tc>
         <w:tc>
           <w:tcPr>
-            <w:tcW w:w="8113" w:type="dxa"/>
+            <w:tcW w:w="8114" w:type="dxa"/>
             <w:tcBorders/>
             <w:shd w:color="auto" w:fill="auto" w:val="clear"/>
             <w:vAlign w:val="center"/>
@@ -25511,7 +25217,7 @@
         </w:trPr>
         <w:tc>
           <w:tcPr>
-            <w:tcW w:w="1769" w:type="dxa"/>
+            <w:tcW w:w="1768" w:type="dxa"/>
             <w:tcBorders/>
             <w:shd w:color="auto" w:fill="auto" w:val="clear"/>
             <w:vAlign w:val="center"/>
@@ -25544,7 +25250,7 @@
         </w:tc>
         <w:tc>
           <w:tcPr>
-            <w:tcW w:w="8113" w:type="dxa"/>
+            <w:tcW w:w="8114" w:type="dxa"/>
             <w:tcBorders/>
             <w:shd w:color="auto" w:fill="auto" w:val="clear"/>
             <w:vAlign w:val="center"/>
@@ -25582,7 +25288,7 @@
         </w:trPr>
         <w:tc>
           <w:tcPr>
-            <w:tcW w:w="1769" w:type="dxa"/>
+            <w:tcW w:w="1768" w:type="dxa"/>
             <w:tcBorders/>
             <w:shd w:color="auto" w:fill="auto" w:val="clear"/>
             <w:vAlign w:val="center"/>
@@ -25615,7 +25321,7 @@
         </w:tc>
         <w:tc>
           <w:tcPr>
-            <w:tcW w:w="8113" w:type="dxa"/>
+            <w:tcW w:w="8114" w:type="dxa"/>
             <w:tcBorders/>
             <w:shd w:color="auto" w:fill="auto" w:val="clear"/>
             <w:vAlign w:val="center"/>
@@ -25653,7 +25359,7 @@
         </w:trPr>
         <w:tc>
           <w:tcPr>
-            <w:tcW w:w="1769" w:type="dxa"/>
+            <w:tcW w:w="1768" w:type="dxa"/>
             <w:tcBorders/>
             <w:shd w:color="auto" w:fill="auto" w:val="clear"/>
             <w:vAlign w:val="center"/>
@@ -25686,7 +25392,7 @@
         </w:tc>
         <w:tc>
           <w:tcPr>
-            <w:tcW w:w="8113" w:type="dxa"/>
+            <w:tcW w:w="8114" w:type="dxa"/>
             <w:tcBorders/>
             <w:shd w:color="auto" w:fill="auto" w:val="clear"/>
             <w:vAlign w:val="center"/>
@@ -25724,7 +25430,7 @@
         </w:trPr>
         <w:tc>
           <w:tcPr>
-            <w:tcW w:w="1769" w:type="dxa"/>
+            <w:tcW w:w="1768" w:type="dxa"/>
             <w:tcBorders/>
             <w:shd w:color="auto" w:fill="auto" w:val="clear"/>
             <w:vAlign w:val="center"/>
@@ -25757,7 +25463,7 @@
         </w:tc>
         <w:tc>
           <w:tcPr>
-            <w:tcW w:w="8113" w:type="dxa"/>
+            <w:tcW w:w="8114" w:type="dxa"/>
             <w:tcBorders/>
             <w:shd w:color="auto" w:fill="auto" w:val="clear"/>
             <w:vAlign w:val="center"/>
@@ -25795,7 +25501,7 @@
         </w:trPr>
         <w:tc>
           <w:tcPr>
-            <w:tcW w:w="1769" w:type="dxa"/>
+            <w:tcW w:w="1768" w:type="dxa"/>
             <w:tcBorders/>
             <w:shd w:color="auto" w:fill="auto" w:val="clear"/>
             <w:vAlign w:val="center"/>
@@ -25828,7 +25534,7 @@
         </w:tc>
         <w:tc>
           <w:tcPr>
-            <w:tcW w:w="8113" w:type="dxa"/>
+            <w:tcW w:w="8114" w:type="dxa"/>
             <w:tcBorders/>
             <w:shd w:color="auto" w:fill="auto" w:val="clear"/>
             <w:vAlign w:val="center"/>
@@ -25866,7 +25572,7 @@
         </w:trPr>
         <w:tc>
           <w:tcPr>
-            <w:tcW w:w="1769" w:type="dxa"/>
+            <w:tcW w:w="1768" w:type="dxa"/>
             <w:tcBorders/>
             <w:shd w:color="auto" w:fill="auto" w:val="clear"/>
             <w:vAlign w:val="center"/>
@@ -25899,7 +25605,7 @@
         </w:tc>
         <w:tc>
           <w:tcPr>
-            <w:tcW w:w="8113" w:type="dxa"/>
+            <w:tcW w:w="8114" w:type="dxa"/>
             <w:tcBorders/>
             <w:shd w:color="auto" w:fill="auto" w:val="clear"/>
             <w:vAlign w:val="center"/>
@@ -25947,10 +25653,9 @@
       </w:pPr>
       <w:r>
         <w:rPr>
-          <w:rFonts w:ascii="Arial" w:hAnsi="Arial"/>
-          <w:b/>
-          <w:bCs/>
-          <w:color w:themeColor="text1" w:val="000000"/>
+          <w:rFonts w:cs="Arial" w:ascii="Arial" w:hAnsi="Arial"/>
+          <w:sz w:val="22"/>
+          <w:szCs w:val="22"/>
         </w:rPr>
       </w:r>
     </w:p>
@@ -25968,10 +25673,9 @@
       </w:pPr>
       <w:r>
         <w:rPr>
-          <w:rFonts w:ascii="Arial" w:hAnsi="Arial"/>
-          <w:b/>
-          <w:bCs/>
-          <w:color w:themeColor="text1" w:val="000000"/>
+          <w:rFonts w:cs="Arial" w:ascii="Arial" w:hAnsi="Arial"/>
+          <w:sz w:val="22"/>
+          <w:szCs w:val="22"/>
         </w:rPr>
       </w:r>
     </w:p>
@@ -25989,10 +25693,9 @@
       </w:pPr>
       <w:r>
         <w:rPr>
-          <w:rFonts w:ascii="Arial" w:hAnsi="Arial"/>
-          <w:b/>
-          <w:bCs/>
-          <w:color w:themeColor="text1" w:val="000000"/>
+          <w:rFonts w:cs="Arial" w:ascii="Arial" w:hAnsi="Arial"/>
+          <w:sz w:val="22"/>
+          <w:szCs w:val="22"/>
         </w:rPr>
       </w:r>
     </w:p>
@@ -26010,10 +25713,9 @@
       </w:pPr>
       <w:r>
         <w:rPr>
-          <w:rFonts w:ascii="Arial" w:hAnsi="Arial"/>
-          <w:b/>
-          <w:bCs/>
-          <w:color w:themeColor="text1" w:val="000000"/>
+          <w:rFonts w:cs="Arial" w:ascii="Arial" w:hAnsi="Arial"/>
+          <w:sz w:val="22"/>
+          <w:szCs w:val="22"/>
         </w:rPr>
       </w:r>
     </w:p>
@@ -26031,10 +25733,9 @@
       </w:pPr>
       <w:r>
         <w:rPr>
-          <w:rFonts w:ascii="Arial" w:hAnsi="Arial"/>
-          <w:b/>
-          <w:bCs/>
-          <w:color w:themeColor="text1" w:val="000000"/>
+          <w:rFonts w:cs="Arial" w:ascii="Arial" w:hAnsi="Arial"/>
+          <w:sz w:val="22"/>
+          <w:szCs w:val="22"/>
         </w:rPr>
       </w:r>
     </w:p>
@@ -34463,9 +34164,9 @@
         <w:tblLook w:val="04a0" w:noHBand="0" w:noVBand="1" w:firstColumn="1" w:lastRow="0" w:lastColumn="0" w:firstRow="1"/>
       </w:tblPr>
       <w:tblGrid>
-        <w:gridCol w:w="1917"/>
+        <w:gridCol w:w="1916"/>
         <w:gridCol w:w="1483"/>
-        <w:gridCol w:w="2956"/>
+        <w:gridCol w:w="2957"/>
         <w:gridCol w:w="2482"/>
       </w:tblGrid>
       <w:tr>
@@ -34474,7 +34175,7 @@
         </w:trPr>
         <w:tc>
           <w:tcPr>
-            <w:tcW w:w="1917" w:type="dxa"/>
+            <w:tcW w:w="1916" w:type="dxa"/>
             <w:tcBorders/>
             <w:shd w:color="auto" w:fill="auto" w:val="clear"/>
             <w:vAlign w:val="center"/>
@@ -34538,7 +34239,7 @@
         </w:tc>
         <w:tc>
           <w:tcPr>
-            <w:tcW w:w="2956" w:type="dxa"/>
+            <w:tcW w:w="2957" w:type="dxa"/>
             <w:tcBorders/>
             <w:shd w:color="auto" w:fill="auto" w:val="clear"/>
             <w:vAlign w:val="center"/>
@@ -34607,7 +34308,7 @@
         </w:trPr>
         <w:tc>
           <w:tcPr>
-            <w:tcW w:w="1917" w:type="dxa"/>
+            <w:tcW w:w="1916" w:type="dxa"/>
             <w:tcBorders/>
             <w:shd w:color="auto" w:fill="auto" w:val="clear"/>
             <w:vAlign w:val="center"/>
@@ -34671,7 +34372,7 @@
         </w:tc>
         <w:tc>
           <w:tcPr>
-            <w:tcW w:w="2956" w:type="dxa"/>
+            <w:tcW w:w="2957" w:type="dxa"/>
             <w:tcBorders/>
             <w:shd w:color="auto" w:fill="auto" w:val="clear"/>
             <w:vAlign w:val="center"/>
@@ -34740,7 +34441,7 @@
         </w:trPr>
         <w:tc>
           <w:tcPr>
-            <w:tcW w:w="1917" w:type="dxa"/>
+            <w:tcW w:w="1916" w:type="dxa"/>
             <w:tcBorders/>
             <w:shd w:color="auto" w:fill="auto" w:val="clear"/>
             <w:vAlign w:val="center"/>
@@ -34804,7 +34505,7 @@
         </w:tc>
         <w:tc>
           <w:tcPr>
-            <w:tcW w:w="2956" w:type="dxa"/>
+            <w:tcW w:w="2957" w:type="dxa"/>
             <w:tcBorders/>
             <w:shd w:color="auto" w:fill="auto" w:val="clear"/>
             <w:vAlign w:val="center"/>
@@ -36834,8 +36535,8 @@
       </w:tblPr>
       <w:tblGrid>
         <w:gridCol w:w="3215"/>
-        <w:gridCol w:w="1573"/>
-        <w:gridCol w:w="4282"/>
+        <w:gridCol w:w="1572"/>
+        <w:gridCol w:w="4283"/>
       </w:tblGrid>
       <w:tr>
         <w:trPr>
@@ -36879,7 +36580,7 @@
         </w:tc>
         <w:tc>
           <w:tcPr>
-            <w:tcW w:w="1573" w:type="dxa"/>
+            <w:tcW w:w="1572" w:type="dxa"/>
             <w:tcBorders/>
             <w:shd w:color="auto" w:fill="auto" w:val="clear"/>
             <w:vAlign w:val="center"/>
@@ -36915,7 +36616,7 @@
         </w:tc>
         <w:tc>
           <w:tcPr>
-            <w:tcW w:w="4282" w:type="dxa"/>
+            <w:tcW w:w="4283" w:type="dxa"/>
             <w:tcBorders/>
             <w:shd w:color="auto" w:fill="auto" w:val="clear"/>
             <w:vAlign w:val="center"/>
@@ -36988,7 +36689,7 @@
         </w:tc>
         <w:tc>
           <w:tcPr>
-            <w:tcW w:w="1573" w:type="dxa"/>
+            <w:tcW w:w="1572" w:type="dxa"/>
             <w:tcBorders/>
             <w:shd w:color="auto" w:fill="auto" w:val="clear"/>
             <w:vAlign w:val="center"/>
@@ -37020,7 +36721,7 @@
         </w:tc>
         <w:tc>
           <w:tcPr>
-            <w:tcW w:w="4282" w:type="dxa"/>
+            <w:tcW w:w="4283" w:type="dxa"/>
             <w:tcBorders/>
             <w:shd w:color="auto" w:fill="auto" w:val="clear"/>
             <w:vAlign w:val="center"/>
@@ -37089,7 +36790,7 @@
         </w:tc>
         <w:tc>
           <w:tcPr>
-            <w:tcW w:w="1573" w:type="dxa"/>
+            <w:tcW w:w="1572" w:type="dxa"/>
             <w:tcBorders/>
             <w:shd w:color="auto" w:fill="auto" w:val="clear"/>
             <w:vAlign w:val="center"/>
@@ -37121,7 +36822,7 @@
         </w:tc>
         <w:tc>
           <w:tcPr>
-            <w:tcW w:w="4282" w:type="dxa"/>
+            <w:tcW w:w="4283" w:type="dxa"/>
             <w:tcBorders/>
             <w:shd w:color="auto" w:fill="auto" w:val="clear"/>
             <w:vAlign w:val="center"/>
@@ -37190,7 +36891,7 @@
         </w:tc>
         <w:tc>
           <w:tcPr>
-            <w:tcW w:w="1573" w:type="dxa"/>
+            <w:tcW w:w="1572" w:type="dxa"/>
             <w:tcBorders/>
             <w:shd w:color="auto" w:fill="auto" w:val="clear"/>
             <w:vAlign w:val="center"/>
@@ -37222,7 +36923,7 @@
         </w:tc>
         <w:tc>
           <w:tcPr>
-            <w:tcW w:w="4282" w:type="dxa"/>
+            <w:tcW w:w="4283" w:type="dxa"/>
             <w:tcBorders/>
             <w:shd w:color="auto" w:fill="auto" w:val="clear"/>
             <w:vAlign w:val="center"/>
@@ -37291,7 +36992,7 @@
         </w:tc>
         <w:tc>
           <w:tcPr>
-            <w:tcW w:w="1573" w:type="dxa"/>
+            <w:tcW w:w="1572" w:type="dxa"/>
             <w:tcBorders/>
             <w:shd w:color="auto" w:fill="auto" w:val="clear"/>
             <w:vAlign w:val="center"/>
@@ -37323,7 +37024,7 @@
         </w:tc>
         <w:tc>
           <w:tcPr>
-            <w:tcW w:w="4282" w:type="dxa"/>
+            <w:tcW w:w="4283" w:type="dxa"/>
             <w:tcBorders/>
             <w:shd w:color="auto" w:fill="auto" w:val="clear"/>
             <w:vAlign w:val="center"/>
@@ -37392,7 +37093,7 @@
         </w:tc>
         <w:tc>
           <w:tcPr>
-            <w:tcW w:w="1573" w:type="dxa"/>
+            <w:tcW w:w="1572" w:type="dxa"/>
             <w:tcBorders/>
             <w:shd w:color="auto" w:fill="auto" w:val="clear"/>
             <w:vAlign w:val="center"/>
@@ -37424,7 +37125,7 @@
         </w:tc>
         <w:tc>
           <w:tcPr>
-            <w:tcW w:w="4282" w:type="dxa"/>
+            <w:tcW w:w="4283" w:type="dxa"/>
             <w:tcBorders/>
             <w:shd w:color="auto" w:fill="auto" w:val="clear"/>
             <w:vAlign w:val="center"/>
@@ -37493,7 +37194,7 @@
         </w:tc>
         <w:tc>
           <w:tcPr>
-            <w:tcW w:w="1573" w:type="dxa"/>
+            <w:tcW w:w="1572" w:type="dxa"/>
             <w:tcBorders/>
             <w:shd w:color="auto" w:fill="auto" w:val="clear"/>
             <w:vAlign w:val="center"/>
@@ -37525,7 +37226,7 @@
         </w:tc>
         <w:tc>
           <w:tcPr>
-            <w:tcW w:w="4282" w:type="dxa"/>
+            <w:tcW w:w="4283" w:type="dxa"/>
             <w:tcBorders/>
             <w:shd w:color="auto" w:fill="auto" w:val="clear"/>
             <w:vAlign w:val="center"/>
@@ -37594,7 +37295,7 @@
         </w:tc>
         <w:tc>
           <w:tcPr>
-            <w:tcW w:w="1573" w:type="dxa"/>
+            <w:tcW w:w="1572" w:type="dxa"/>
             <w:tcBorders/>
             <w:shd w:color="auto" w:fill="auto" w:val="clear"/>
             <w:vAlign w:val="center"/>
@@ -37626,7 +37327,7 @@
         </w:tc>
         <w:tc>
           <w:tcPr>
-            <w:tcW w:w="4282" w:type="dxa"/>
+            <w:tcW w:w="4283" w:type="dxa"/>
             <w:tcBorders/>
             <w:shd w:color="auto" w:fill="auto" w:val="clear"/>
             <w:vAlign w:val="center"/>
@@ -37695,7 +37396,7 @@
         </w:tc>
         <w:tc>
           <w:tcPr>
-            <w:tcW w:w="1573" w:type="dxa"/>
+            <w:tcW w:w="1572" w:type="dxa"/>
             <w:tcBorders/>
             <w:shd w:color="auto" w:fill="auto" w:val="clear"/>
             <w:vAlign w:val="center"/>
@@ -37727,7 +37428,7 @@
         </w:tc>
         <w:tc>
           <w:tcPr>
-            <w:tcW w:w="4282" w:type="dxa"/>
+            <w:tcW w:w="4283" w:type="dxa"/>
             <w:tcBorders/>
             <w:shd w:color="auto" w:fill="auto" w:val="clear"/>
             <w:vAlign w:val="center"/>
@@ -37796,7 +37497,7 @@
         </w:tc>
         <w:tc>
           <w:tcPr>
-            <w:tcW w:w="1573" w:type="dxa"/>
+            <w:tcW w:w="1572" w:type="dxa"/>
             <w:tcBorders/>
             <w:shd w:color="auto" w:fill="auto" w:val="clear"/>
             <w:vAlign w:val="center"/>
@@ -37828,7 +37529,7 @@
         </w:tc>
         <w:tc>
           <w:tcPr>
-            <w:tcW w:w="4282" w:type="dxa"/>
+            <w:tcW w:w="4283" w:type="dxa"/>
             <w:tcBorders/>
             <w:shd w:color="auto" w:fill="auto" w:val="clear"/>
             <w:vAlign w:val="center"/>
@@ -37897,7 +37598,7 @@
         </w:tc>
         <w:tc>
           <w:tcPr>
-            <w:tcW w:w="1573" w:type="dxa"/>
+            <w:tcW w:w="1572" w:type="dxa"/>
             <w:tcBorders/>
             <w:shd w:color="auto" w:fill="auto" w:val="clear"/>
             <w:vAlign w:val="center"/>
@@ -37929,7 +37630,7 @@
         </w:tc>
         <w:tc>
           <w:tcPr>
-            <w:tcW w:w="4282" w:type="dxa"/>
+            <w:tcW w:w="4283" w:type="dxa"/>
             <w:tcBorders/>
             <w:shd w:color="auto" w:fill="auto" w:val="clear"/>
             <w:vAlign w:val="center"/>
@@ -37998,7 +37699,7 @@
         </w:tc>
         <w:tc>
           <w:tcPr>
-            <w:tcW w:w="1573" w:type="dxa"/>
+            <w:tcW w:w="1572" w:type="dxa"/>
             <w:tcBorders/>
             <w:shd w:color="auto" w:fill="auto" w:val="clear"/>
             <w:vAlign w:val="center"/>
@@ -38030,7 +37731,7 @@
         </w:tc>
         <w:tc>
           <w:tcPr>
-            <w:tcW w:w="4282" w:type="dxa"/>
+            <w:tcW w:w="4283" w:type="dxa"/>
             <w:tcBorders/>
             <w:shd w:color="auto" w:fill="auto" w:val="clear"/>
             <w:vAlign w:val="center"/>
@@ -39214,7 +38915,7 @@
             <w:sz w:val="22"/>
             <w:szCs w:val="22"/>
           </w:rPr>
-          <w:t>29</w:t>
+          <w:t>25</w:t>
         </w:r>
         <w:r>
           <w:rPr>
@@ -39292,7 +38993,7 @@
             <w:sz w:val="22"/>
             <w:szCs w:val="22"/>
           </w:rPr>
-          <w:t>29</w:t>
+          <w:t>25</w:t>
         </w:r>
         <w:r>
           <w:rPr>
@@ -39556,7 +39257,7 @@
             <w:sz w:val="22"/>
             <w:szCs w:val="22"/>
           </w:rPr>
-          <w:t>2</w:t>
+          <w:t>0</w:t>
         </w:r>
         <w:r>
           <w:rPr>
@@ -40396,7 +40097,7 @@
             <w:sz w:val="22"/>
             <w:szCs w:val="22"/>
           </w:rPr>
-          <w:t>ii</w:t>
+          <w:t>0</w:t>
         </w:r>
         <w:r>
           <w:rPr>
@@ -40474,7 +40175,7 @@
             <w:sz w:val="22"/>
             <w:szCs w:val="22"/>
           </w:rPr>
-          <w:t>3</w:t>
+          <w:t>ii</w:t>
         </w:r>
         <w:r>
           <w:rPr>
@@ -42264,18 +41965,18 @@
       <w:iCs/>
     </w:rPr>
   </w:style>
-  <w:style w:type="character" w:styleId="Enlacedelndice">
-    <w:name w:val="Enlace del índice"/>
+  <w:style w:type="character" w:styleId="Enlacedelndiceuser">
+    <w:name w:val="Enlace del índice (user)"/>
     <w:qFormat/>
     <w:rPr/>
   </w:style>
-  <w:style w:type="character" w:styleId="Smbolosdenumeracin">
-    <w:name w:val="Símbolos de numeración"/>
+  <w:style w:type="character" w:styleId="Smbolosdenumeracinuser">
+    <w:name w:val="Símbolos de numeración (user)"/>
     <w:qFormat/>
     <w:rPr/>
   </w:style>
-  <w:style w:type="character" w:styleId="Enlacedelndiceuser">
-    <w:name w:val="Enlace del índice (user)"/>
+  <w:style w:type="character" w:styleId="Enlacedelndice">
+    <w:name w:val="Enlace del índice"/>
     <w:qFormat/>
     <w:rPr/>
   </w:style>
@@ -42283,8 +41984,8 @@
     <w:name w:val="line number"/>
     <w:rPr/>
   </w:style>
-  <w:style w:type="character" w:styleId="Smbolosdenumeracinuser">
-    <w:name w:val="Símbolos de numeración (user)"/>
+  <w:style w:type="character" w:styleId="Smbolosdenumeracin">
+    <w:name w:val="Símbolos de numeración"/>
     <w:qFormat/>
     <w:rPr/>
   </w:style>
@@ -42419,7 +42120,7 @@
   </w:style>
   <w:style w:type="paragraph" w:styleId="IndexHeading">
     <w:name w:val="index heading"/>
-    <w:basedOn w:val="Ttulo"/>
+    <w:basedOn w:val="Ttulouser"/>
     <w:pPr/>
     <w:rPr/>
   </w:style>
@@ -42497,15 +42198,15 @@
     <w:pPr/>
     <w:rPr/>
   </w:style>
-  <w:style w:type="paragraph" w:styleId="Cabeceraypie">
-    <w:name w:val="Cabecera y pie"/>
+  <w:style w:type="paragraph" w:styleId="Cabeceraypieuser">
+    <w:name w:val="Cabecera y pie (user)"/>
     <w:basedOn w:val="Normal"/>
     <w:qFormat/>
     <w:pPr/>
     <w:rPr/>
   </w:style>
-  <w:style w:type="paragraph" w:styleId="Cabeceraypieuser">
-    <w:name w:val="Cabecera y pie (user)"/>
+  <w:style w:type="paragraph" w:styleId="Cabeceraypie">
+    <w:name w:val="Cabecera y pie"/>
     <w:basedOn w:val="Normal"/>
     <w:qFormat/>
     <w:pPr/>
@@ -42593,6 +42294,50 @@
       <w:bCs/>
     </w:rPr>
   </w:style>
+  <w:style w:type="paragraph" w:styleId="Contenidodelatablauser">
+    <w:name w:val="Contenido de la tabla (user)"/>
+    <w:basedOn w:val="Normal"/>
+    <w:qFormat/>
+    <w:pPr>
+      <w:widowControl w:val="false"/>
+      <w:suppressLineNumbers/>
+    </w:pPr>
+    <w:rPr/>
+  </w:style>
+  <w:style w:type="paragraph" w:styleId="Ttulodelatablauser">
+    <w:name w:val="Título de la tabla (user)"/>
+    <w:basedOn w:val="Contenidodelatablauser"/>
+    <w:qFormat/>
+    <w:pPr>
+      <w:suppressLineNumbers/>
+      <w:jc w:val="center"/>
+    </w:pPr>
+    <w:rPr>
+      <w:b/>
+      <w:bCs/>
+    </w:rPr>
+  </w:style>
+  <w:style w:type="paragraph" w:styleId="Diagrama">
+    <w:name w:val="Diagrama"/>
+    <w:basedOn w:val="Caption"/>
+    <w:next w:val="Figura"/>
+    <w:qFormat/>
+    <w:pPr>
+      <w:keepNext w:val="true"/>
+      <w:spacing w:before="227" w:after="113"/>
+    </w:pPr>
+    <w:rPr>
+      <w:rFonts w:ascii="Arial" w:hAnsi="Arial"/>
+      <w:color w:val="000000"/>
+    </w:rPr>
+  </w:style>
+  <w:style w:type="paragraph" w:styleId="Contenidodelmarco">
+    <w:name w:val="Contenido del marco"/>
+    <w:basedOn w:val="Normal"/>
+    <w:qFormat/>
+    <w:pPr/>
+    <w:rPr/>
+  </w:style>
   <w:style w:type="paragraph" w:styleId="Contenidodelatabla">
     <w:name w:val="Contenido de la tabla"/>
     <w:basedOn w:val="Normal"/>
@@ -42616,19 +42361,12 @@
       <w:bCs/>
     </w:rPr>
   </w:style>
-  <w:style w:type="paragraph" w:styleId="Diagrama">
-    <w:name w:val="Diagrama"/>
+  <w:style w:type="paragraph" w:styleId="Figura">
+    <w:name w:val="Figura"/>
     <w:basedOn w:val="Caption"/>
-    <w:next w:val="Figurauser"/>
     <w:qFormat/>
-    <w:pPr>
-      <w:keepNext w:val="true"/>
-      <w:spacing w:before="227" w:after="113"/>
-    </w:pPr>
-    <w:rPr>
-      <w:rFonts w:ascii="Arial" w:hAnsi="Arial"/>
-      <w:color w:val="000000"/>
-    </w:rPr>
+    <w:pPr/>
+    <w:rPr/>
   </w:style>
   <w:style w:type="paragraph" w:styleId="Contenidodelmarcouser">
     <w:name w:val="Contenido del marco (user)"/>
@@ -42637,45 +42375,8 @@
     <w:pPr/>
     <w:rPr/>
   </w:style>
-  <w:style w:type="paragraph" w:styleId="Contenidodelatablauser">
-    <w:name w:val="Contenido de la tabla (user)"/>
-    <w:basedOn w:val="Normal"/>
-    <w:qFormat/>
-    <w:pPr>
-      <w:widowControl w:val="false"/>
-      <w:suppressLineNumbers/>
-    </w:pPr>
-    <w:rPr/>
-  </w:style>
-  <w:style w:type="paragraph" w:styleId="Ttulodelatablauser">
-    <w:name w:val="Título de la tabla (user)"/>
-    <w:basedOn w:val="Contenidodelatablauser"/>
-    <w:qFormat/>
-    <w:pPr>
-      <w:suppressLineNumbers/>
-      <w:jc w:val="center"/>
-    </w:pPr>
-    <w:rPr>
-      <w:b/>
-      <w:bCs/>
-    </w:rPr>
-  </w:style>
-  <w:style w:type="paragraph" w:styleId="Figurauser">
-    <w:name w:val="Figura (user)"/>
-    <w:basedOn w:val="Caption"/>
-    <w:qFormat/>
-    <w:pPr/>
-    <w:rPr/>
-  </w:style>
-  <w:style w:type="paragraph" w:styleId="Contenidodelmarco">
-    <w:name w:val="Contenido del marco"/>
-    <w:basedOn w:val="Normal"/>
-    <w:qFormat/>
-    <w:pPr/>
-    <w:rPr/>
-  </w:style>
-  <w:style w:type="numbering" w:styleId="Ningunalista" w:default="1">
-    <w:name w:val="Ninguna lista"/>
+  <w:style w:type="numbering" w:styleId="Ningunalistauser" w:default="1">
+    <w:name w:val="Ninguna lista (user)"/>
     <w:uiPriority w:val="99"/>
     <w:semiHidden/>
     <w:unhideWhenUsed/>
@@ -42687,8 +42388,8 @@
     <w:qFormat/>
     <w:rsid w:val="002b1230"/>
   </w:style>
-  <w:style w:type="numbering" w:styleId="Bolo">
-    <w:name w:val="Bolo •"/>
+  <w:style w:type="numbering" w:styleId="Bolouser">
+    <w:name w:val="Bolo • (user)"/>
     <w:qFormat/>
   </w:style>
   <w:style w:type="table" w:default="1" w:styleId="Tablanormal">
